--- a/docs/thiet-ke-chi-tiet-csdl.docx
+++ b/docs/thiet-ke-chi-tiet-csdl.docx
@@ -53,7 +53,7 @@
           <w:sz w:val="20"/>
           <w:szCs w:val="20"/>
         </w:rPr>
-        <w:t>cột "Kiểu dữ liệu" lấy trực tiếp từ câu lệnh CREATE TABLE thật trong file db.sqlite3 (truy vấn sqlite_master), không phải kiểu field logic của Django ORM — có thể tự kiểm tra lại bằng DB Browser for SQLite hoặc lệnh .schema &lt;tên_bảng&gt;. Tổng cộng 24 bảng vật lý (22 model nghiệp vụ + 1 bảng trung gian N-N forum_forumpost_tags do Django tự sinh cho quan hệ ForumPost–Tag + 1 bảng hệ thống django_content_type của Django, phục vụ các quan hệ đa hình).</w:t>
+        <w:t xml:space="preserve">cột "Kiểu dữ liệu" lấy trực tiếp từ câu lệnh CREATE TABLE thật trong file db.sqlite3 (truy vấn sqlite_master), không phải kiểu field logic của Django ORM — có thể tự kiểm tra lại bằng DB Browser for SQLite hoặc lệnh .schema &lt;tên_bảng&gt;. Tổng cộng 23 bảng vật lý (22 model nghiệp vụ + 1 bảng trung gian N-N forum_forumpost_tags do Django tự sinh cho quan hệ ForumPost–Tag).</w:t>
       </w:r>
     </w:p>
     <w:p>
@@ -2890,7 +2890,7 @@
                 <w:sz w:val="18"/>
                 <w:szCs w:val="18"/>
               </w:rPr>
-              <w:t xml:space="preserve">created_at</w:t>
+              <w:t xml:space="preserve">view_count</w:t>
             </w:r>
           </w:p>
         </w:tc>
@@ -2915,32 +2915,32 @@
                 <w:sz w:val="18"/>
                 <w:szCs w:val="18"/>
               </w:rPr>
-              <w:t xml:space="preserve">Thời điểm tạo</w:t>
-            </w:r>
-          </w:p>
-        </w:tc>
-        <w:tc>
-          <w:tcPr>
-            <w:tcW w:type="dxa" w:w="1800"/>
-            <w:shd w:fill="F5F6F8" w:val="clear"/>
-            <w:tcMar>
-              <w:top w:type="dxa" w:w="60"/>
-              <w:left w:type="dxa" w:w="100"/>
-              <w:bottom w:type="dxa" w:w="60"/>
-              <w:right w:type="dxa" w:w="100"/>
-            </w:tcMar>
-          </w:tcPr>
-          <w:p>
-            <w:r>
-              <w:rPr>
-                <w:rFonts w:ascii="Calibri" w:cs="Calibri" w:eastAsia="Calibri" w:hAnsi="Calibri"/>
-                <w:b w:val="false"/>
-                <w:bCs w:val="false"/>
-                <w:color w:val="1A1A1A"/>
-                <w:sz w:val="18"/>
-                <w:szCs w:val="18"/>
-              </w:rPr>
-              <w:t xml:space="preserve">datetime</w:t>
+              <w:t xml:space="preserve">Số lượt xem</w:t>
+            </w:r>
+          </w:p>
+        </w:tc>
+        <w:tc>
+          <w:tcPr>
+            <w:tcW w:type="dxa" w:w="1800"/>
+            <w:shd w:fill="F5F6F8" w:val="clear"/>
+            <w:tcMar>
+              <w:top w:type="dxa" w:w="60"/>
+              <w:left w:type="dxa" w:w="100"/>
+              <w:bottom w:type="dxa" w:w="60"/>
+              <w:right w:type="dxa" w:w="100"/>
+            </w:tcMar>
+          </w:tcPr>
+          <w:p>
+            <w:r>
+              <w:rPr>
+                <w:rFonts w:ascii="Calibri" w:cs="Calibri" w:eastAsia="Calibri" w:hAnsi="Calibri"/>
+                <w:b w:val="false"/>
+                <w:bCs w:val="false"/>
+                <w:color w:val="1A1A1A"/>
+                <w:sz w:val="18"/>
+                <w:szCs w:val="18"/>
+              </w:rPr>
+              <w:t xml:space="preserve">integer unsigned</w:t>
             </w:r>
           </w:p>
         </w:tc>
@@ -2965,7 +2965,7 @@
                 <w:sz w:val="18"/>
                 <w:szCs w:val="18"/>
               </w:rPr>
-              <w:t xml:space="preserve">NOT NULL</w:t>
+              <w:t xml:space="preserve">NOT NULL, CHECK &gt;= 0</w:t>
             </w:r>
           </w:p>
         </w:tc>
@@ -2991,7 +2991,7 @@
                 <w:sz w:val="18"/>
                 <w:szCs w:val="18"/>
               </w:rPr>
-              <w:t xml:space="preserve">updated_at</w:t>
+              <w:t xml:space="preserve">created_at</w:t>
             </w:r>
           </w:p>
         </w:tc>
@@ -3015,7 +3015,7 @@
                 <w:sz w:val="18"/>
                 <w:szCs w:val="18"/>
               </w:rPr>
-              <w:t xml:space="preserve">Thời điểm cập nhật gần nhất</w:t>
+              <w:t xml:space="preserve">Thời điểm tạo</w:t>
             </w:r>
           </w:p>
         </w:tc>
@@ -3090,7 +3090,7 @@
                 <w:sz w:val="18"/>
                 <w:szCs w:val="18"/>
               </w:rPr>
-              <w:t xml:space="preserve">is_pinned</w:t>
+              <w:t xml:space="preserve">updated_at</w:t>
             </w:r>
           </w:p>
         </w:tc>
@@ -3115,32 +3115,32 @@
                 <w:sz w:val="18"/>
                 <w:szCs w:val="18"/>
               </w:rPr>
-              <w:t xml:space="preserve">Đang được ghim hay không</w:t>
-            </w:r>
-          </w:p>
-        </w:tc>
-        <w:tc>
-          <w:tcPr>
-            <w:tcW w:type="dxa" w:w="1800"/>
-            <w:shd w:fill="F5F6F8" w:val="clear"/>
-            <w:tcMar>
-              <w:top w:type="dxa" w:w="60"/>
-              <w:left w:type="dxa" w:w="100"/>
-              <w:bottom w:type="dxa" w:w="60"/>
-              <w:right w:type="dxa" w:w="100"/>
-            </w:tcMar>
-          </w:tcPr>
-          <w:p>
-            <w:r>
-              <w:rPr>
-                <w:rFonts w:ascii="Calibri" w:cs="Calibri" w:eastAsia="Calibri" w:hAnsi="Calibri"/>
-                <w:b w:val="false"/>
-                <w:bCs w:val="false"/>
-                <w:color w:val="1A1A1A"/>
-                <w:sz w:val="18"/>
-                <w:szCs w:val="18"/>
-              </w:rPr>
-              <w:t xml:space="preserve">bool</w:t>
+              <w:t xml:space="preserve">Thời điểm cập nhật gần nhất</w:t>
+            </w:r>
+          </w:p>
+        </w:tc>
+        <w:tc>
+          <w:tcPr>
+            <w:tcW w:type="dxa" w:w="1800"/>
+            <w:shd w:fill="F5F6F8" w:val="clear"/>
+            <w:tcMar>
+              <w:top w:type="dxa" w:w="60"/>
+              <w:left w:type="dxa" w:w="100"/>
+              <w:bottom w:type="dxa" w:w="60"/>
+              <w:right w:type="dxa" w:w="100"/>
+            </w:tcMar>
+          </w:tcPr>
+          <w:p>
+            <w:r>
+              <w:rPr>
+                <w:rFonts w:ascii="Calibri" w:cs="Calibri" w:eastAsia="Calibri" w:hAnsi="Calibri"/>
+                <w:b w:val="false"/>
+                <w:bCs w:val="false"/>
+                <w:color w:val="1A1A1A"/>
+                <w:sz w:val="18"/>
+                <w:szCs w:val="18"/>
+              </w:rPr>
+              <w:t xml:space="preserve">datetime</w:t>
             </w:r>
           </w:p>
         </w:tc>
@@ -3191,7 +3191,7 @@
                 <w:sz w:val="18"/>
                 <w:szCs w:val="18"/>
               </w:rPr>
-              <w:t xml:space="preserve">pinned_at</w:t>
+              <w:t xml:space="preserve">is_pinned</w:t>
             </w:r>
           </w:p>
         </w:tc>
@@ -3215,31 +3215,31 @@
                 <w:sz w:val="18"/>
                 <w:szCs w:val="18"/>
               </w:rPr>
-              <w:t xml:space="preserve">Thời điểm được ghim</w:t>
-            </w:r>
-          </w:p>
-        </w:tc>
-        <w:tc>
-          <w:tcPr>
-            <w:tcW w:type="dxa" w:w="1800"/>
-            <w:tcMar>
-              <w:top w:type="dxa" w:w="60"/>
-              <w:left w:type="dxa" w:w="100"/>
-              <w:bottom w:type="dxa" w:w="60"/>
-              <w:right w:type="dxa" w:w="100"/>
-            </w:tcMar>
-          </w:tcPr>
-          <w:p>
-            <w:r>
-              <w:rPr>
-                <w:rFonts w:ascii="Calibri" w:cs="Calibri" w:eastAsia="Calibri" w:hAnsi="Calibri"/>
-                <w:b w:val="false"/>
-                <w:bCs w:val="false"/>
-                <w:color w:val="1A1A1A"/>
-                <w:sz w:val="18"/>
-                <w:szCs w:val="18"/>
-              </w:rPr>
-              <w:t xml:space="preserve">datetime</w:t>
+              <w:t xml:space="preserve">Đang được ghim hay không</w:t>
+            </w:r>
+          </w:p>
+        </w:tc>
+        <w:tc>
+          <w:tcPr>
+            <w:tcW w:type="dxa" w:w="1800"/>
+            <w:tcMar>
+              <w:top w:type="dxa" w:w="60"/>
+              <w:left w:type="dxa" w:w="100"/>
+              <w:bottom w:type="dxa" w:w="60"/>
+              <w:right w:type="dxa" w:w="100"/>
+            </w:tcMar>
+          </w:tcPr>
+          <w:p>
+            <w:r>
+              <w:rPr>
+                <w:rFonts w:ascii="Calibri" w:cs="Calibri" w:eastAsia="Calibri" w:hAnsi="Calibri"/>
+                <w:b w:val="false"/>
+                <w:bCs w:val="false"/>
+                <w:color w:val="1A1A1A"/>
+                <w:sz w:val="18"/>
+                <w:szCs w:val="18"/>
+              </w:rPr>
+              <w:t xml:space="preserve">bool</w:t>
             </w:r>
           </w:p>
         </w:tc>
@@ -3263,7 +3263,7 @@
                 <w:sz w:val="18"/>
                 <w:szCs w:val="18"/>
               </w:rPr>
-              <w:t xml:space="preserve">NULL</w:t>
+              <w:t xml:space="preserve">NOT NULL</w:t>
             </w:r>
           </w:p>
         </w:tc>
@@ -3290,7 +3290,7 @@
                 <w:sz w:val="18"/>
                 <w:szCs w:val="18"/>
               </w:rPr>
-              <w:t xml:space="preserve">kind</w:t>
+              <w:t xml:space="preserve">pinned_at</w:t>
             </w:r>
           </w:p>
         </w:tc>
@@ -3315,32 +3315,32 @@
                 <w:sz w:val="18"/>
                 <w:szCs w:val="18"/>
               </w:rPr>
-              <w:t xml:space="preserve">Loại: official (thông báo chính thức) / event (sự kiện phong trào)</w:t>
-            </w:r>
-          </w:p>
-        </w:tc>
-        <w:tc>
-          <w:tcPr>
-            <w:tcW w:type="dxa" w:w="1800"/>
-            <w:shd w:fill="F5F6F8" w:val="clear"/>
-            <w:tcMar>
-              <w:top w:type="dxa" w:w="60"/>
-              <w:left w:type="dxa" w:w="100"/>
-              <w:bottom w:type="dxa" w:w="60"/>
-              <w:right w:type="dxa" w:w="100"/>
-            </w:tcMar>
-          </w:tcPr>
-          <w:p>
-            <w:r>
-              <w:rPr>
-                <w:rFonts w:ascii="Calibri" w:cs="Calibri" w:eastAsia="Calibri" w:hAnsi="Calibri"/>
-                <w:b w:val="false"/>
-                <w:bCs w:val="false"/>
-                <w:color w:val="1A1A1A"/>
-                <w:sz w:val="18"/>
-                <w:szCs w:val="18"/>
-              </w:rPr>
-              <w:t xml:space="preserve">varchar(20)</w:t>
+              <w:t xml:space="preserve">Thời điểm được ghim</w:t>
+            </w:r>
+          </w:p>
+        </w:tc>
+        <w:tc>
+          <w:tcPr>
+            <w:tcW w:type="dxa" w:w="1800"/>
+            <w:shd w:fill="F5F6F8" w:val="clear"/>
+            <w:tcMar>
+              <w:top w:type="dxa" w:w="60"/>
+              <w:left w:type="dxa" w:w="100"/>
+              <w:bottom w:type="dxa" w:w="60"/>
+              <w:right w:type="dxa" w:w="100"/>
+            </w:tcMar>
+          </w:tcPr>
+          <w:p>
+            <w:r>
+              <w:rPr>
+                <w:rFonts w:ascii="Calibri" w:cs="Calibri" w:eastAsia="Calibri" w:hAnsi="Calibri"/>
+                <w:b w:val="false"/>
+                <w:bCs w:val="false"/>
+                <w:color w:val="1A1A1A"/>
+                <w:sz w:val="18"/>
+                <w:szCs w:val="18"/>
+              </w:rPr>
+              <w:t xml:space="preserve">datetime</w:t>
             </w:r>
           </w:p>
         </w:tc>
@@ -3365,7 +3365,7 @@
                 <w:sz w:val="18"/>
                 <w:szCs w:val="18"/>
               </w:rPr>
-              <w:t xml:space="preserve">NOT NULL</w:t>
+              <w:t xml:space="preserve">NULL</w:t>
             </w:r>
           </w:p>
         </w:tc>
@@ -3391,7 +3391,7 @@
                 <w:sz w:val="18"/>
                 <w:szCs w:val="18"/>
               </w:rPr>
-              <w:t xml:space="preserve">title</w:t>
+              <w:t xml:space="preserve">kind</w:t>
             </w:r>
           </w:p>
         </w:tc>
@@ -3415,31 +3415,31 @@
                 <w:sz w:val="18"/>
                 <w:szCs w:val="18"/>
               </w:rPr>
-              <w:t xml:space="preserve">Tiêu đề thông báo</w:t>
-            </w:r>
-          </w:p>
-        </w:tc>
-        <w:tc>
-          <w:tcPr>
-            <w:tcW w:type="dxa" w:w="1800"/>
-            <w:tcMar>
-              <w:top w:type="dxa" w:w="60"/>
-              <w:left w:type="dxa" w:w="100"/>
-              <w:bottom w:type="dxa" w:w="60"/>
-              <w:right w:type="dxa" w:w="100"/>
-            </w:tcMar>
-          </w:tcPr>
-          <w:p>
-            <w:r>
-              <w:rPr>
-                <w:rFonts w:ascii="Calibri" w:cs="Calibri" w:eastAsia="Calibri" w:hAnsi="Calibri"/>
-                <w:b w:val="false"/>
-                <w:bCs w:val="false"/>
-                <w:color w:val="1A1A1A"/>
-                <w:sz w:val="18"/>
-                <w:szCs w:val="18"/>
-              </w:rPr>
-              <w:t xml:space="preserve">varchar(255)</w:t>
+              <w:t xml:space="preserve">Loại: official (thông báo chính thức) / event (sự kiện phong trào)</w:t>
+            </w:r>
+          </w:p>
+        </w:tc>
+        <w:tc>
+          <w:tcPr>
+            <w:tcW w:type="dxa" w:w="1800"/>
+            <w:tcMar>
+              <w:top w:type="dxa" w:w="60"/>
+              <w:left w:type="dxa" w:w="100"/>
+              <w:bottom w:type="dxa" w:w="60"/>
+              <w:right w:type="dxa" w:w="100"/>
+            </w:tcMar>
+          </w:tcPr>
+          <w:p>
+            <w:r>
+              <w:rPr>
+                <w:rFonts w:ascii="Calibri" w:cs="Calibri" w:eastAsia="Calibri" w:hAnsi="Calibri"/>
+                <w:b w:val="false"/>
+                <w:bCs w:val="false"/>
+                <w:color w:val="1A1A1A"/>
+                <w:sz w:val="18"/>
+                <w:szCs w:val="18"/>
+              </w:rPr>
+              <w:t xml:space="preserve">varchar(20)</w:t>
             </w:r>
           </w:p>
         </w:tc>
@@ -3490,7 +3490,7 @@
                 <w:sz w:val="18"/>
                 <w:szCs w:val="18"/>
               </w:rPr>
-              <w:t xml:space="preserve">author_id</w:t>
+              <w:t xml:space="preserve">title</w:t>
             </w:r>
           </w:p>
         </w:tc>
@@ -3515,32 +3515,32 @@
                 <w:sz w:val="18"/>
                 <w:szCs w:val="18"/>
               </w:rPr>
-              <w:t xml:space="preserve">Người đăng</w:t>
-            </w:r>
-          </w:p>
-        </w:tc>
-        <w:tc>
-          <w:tcPr>
-            <w:tcW w:type="dxa" w:w="1800"/>
-            <w:shd w:fill="F5F6F8" w:val="clear"/>
-            <w:tcMar>
-              <w:top w:type="dxa" w:w="60"/>
-              <w:left w:type="dxa" w:w="100"/>
-              <w:bottom w:type="dxa" w:w="60"/>
-              <w:right w:type="dxa" w:w="100"/>
-            </w:tcMar>
-          </w:tcPr>
-          <w:p>
-            <w:r>
-              <w:rPr>
-                <w:rFonts w:ascii="Calibri" w:cs="Calibri" w:eastAsia="Calibri" w:hAnsi="Calibri"/>
-                <w:b w:val="false"/>
-                <w:bCs w:val="false"/>
-                <w:color w:val="1A1A1A"/>
-                <w:sz w:val="18"/>
-                <w:szCs w:val="18"/>
-              </w:rPr>
-              <w:t xml:space="preserve">bigint</w:t>
+              <w:t xml:space="preserve">Tiêu đề thông báo</w:t>
+            </w:r>
+          </w:p>
+        </w:tc>
+        <w:tc>
+          <w:tcPr>
+            <w:tcW w:type="dxa" w:w="1800"/>
+            <w:shd w:fill="F5F6F8" w:val="clear"/>
+            <w:tcMar>
+              <w:top w:type="dxa" w:w="60"/>
+              <w:left w:type="dxa" w:w="100"/>
+              <w:bottom w:type="dxa" w:w="60"/>
+              <w:right w:type="dxa" w:w="100"/>
+            </w:tcMar>
+          </w:tcPr>
+          <w:p>
+            <w:r>
+              <w:rPr>
+                <w:rFonts w:ascii="Calibri" w:cs="Calibri" w:eastAsia="Calibri" w:hAnsi="Calibri"/>
+                <w:b w:val="false"/>
+                <w:bCs w:val="false"/>
+                <w:color w:val="1A1A1A"/>
+                <w:sz w:val="18"/>
+                <w:szCs w:val="18"/>
+              </w:rPr>
+              <w:t xml:space="preserve">varchar(255)</w:t>
             </w:r>
           </w:p>
         </w:tc>
@@ -3565,7 +3565,7 @@
                 <w:sz w:val="18"/>
                 <w:szCs w:val="18"/>
               </w:rPr>
-              <w:t xml:space="preserve">NOT NULL, FK → accounts_user.id</w:t>
+              <w:t xml:space="preserve">NOT NULL</w:t>
             </w:r>
           </w:p>
         </w:tc>
@@ -3591,7 +3591,7 @@
                 <w:sz w:val="18"/>
                 <w:szCs w:val="18"/>
               </w:rPr>
-              <w:t xml:space="preserve">pinned_by_id</w:t>
+              <w:t xml:space="preserve">author_id</w:t>
             </w:r>
           </w:p>
         </w:tc>
@@ -3615,7 +3615,7 @@
                 <w:sz w:val="18"/>
                 <w:szCs w:val="18"/>
               </w:rPr>
-              <w:t xml:space="preserve">Người thực hiện ghim</w:t>
+              <w:t xml:space="preserve">Người đăng</w:t>
             </w:r>
           </w:p>
         </w:tc>
@@ -3663,7 +3663,7 @@
                 <w:sz w:val="18"/>
                 <w:szCs w:val="18"/>
               </w:rPr>
-              <w:t xml:space="preserve">NULL, FK → accounts_user.id</w:t>
+              <w:t xml:space="preserve">NOT NULL, FK → accounts_user.id</w:t>
             </w:r>
           </w:p>
         </w:tc>
@@ -3690,7 +3690,7 @@
                 <w:sz w:val="18"/>
                 <w:szCs w:val="18"/>
               </w:rPr>
-              <w:t xml:space="preserve">event_datetime</w:t>
+              <w:t xml:space="preserve">pinned_by_id</w:t>
             </w:r>
           </w:p>
         </w:tc>
@@ -3715,32 +3715,32 @@
                 <w:sz w:val="18"/>
                 <w:szCs w:val="18"/>
               </w:rPr>
-              <w:t xml:space="preserve">Thời gian diễn ra sự kiện (chỉ dùng khi kind=event)</w:t>
-            </w:r>
-          </w:p>
-        </w:tc>
-        <w:tc>
-          <w:tcPr>
-            <w:tcW w:type="dxa" w:w="1800"/>
-            <w:shd w:fill="F5F6F8" w:val="clear"/>
-            <w:tcMar>
-              <w:top w:type="dxa" w:w="60"/>
-              <w:left w:type="dxa" w:w="100"/>
-              <w:bottom w:type="dxa" w:w="60"/>
-              <w:right w:type="dxa" w:w="100"/>
-            </w:tcMar>
-          </w:tcPr>
-          <w:p>
-            <w:r>
-              <w:rPr>
-                <w:rFonts w:ascii="Calibri" w:cs="Calibri" w:eastAsia="Calibri" w:hAnsi="Calibri"/>
-                <w:b w:val="false"/>
-                <w:bCs w:val="false"/>
-                <w:color w:val="1A1A1A"/>
-                <w:sz w:val="18"/>
-                <w:szCs w:val="18"/>
-              </w:rPr>
-              <w:t xml:space="preserve">datetime</w:t>
+              <w:t xml:space="preserve">Người thực hiện ghim</w:t>
+            </w:r>
+          </w:p>
+        </w:tc>
+        <w:tc>
+          <w:tcPr>
+            <w:tcW w:type="dxa" w:w="1800"/>
+            <w:shd w:fill="F5F6F8" w:val="clear"/>
+            <w:tcMar>
+              <w:top w:type="dxa" w:w="60"/>
+              <w:left w:type="dxa" w:w="100"/>
+              <w:bottom w:type="dxa" w:w="60"/>
+              <w:right w:type="dxa" w:w="100"/>
+            </w:tcMar>
+          </w:tcPr>
+          <w:p>
+            <w:r>
+              <w:rPr>
+                <w:rFonts w:ascii="Calibri" w:cs="Calibri" w:eastAsia="Calibri" w:hAnsi="Calibri"/>
+                <w:b w:val="false"/>
+                <w:bCs w:val="false"/>
+                <w:color w:val="1A1A1A"/>
+                <w:sz w:val="18"/>
+                <w:szCs w:val="18"/>
+              </w:rPr>
+              <w:t xml:space="preserve">bigint</w:t>
             </w:r>
           </w:p>
         </w:tc>
@@ -3765,7 +3765,7 @@
                 <w:sz w:val="18"/>
                 <w:szCs w:val="18"/>
               </w:rPr>
-              <w:t xml:space="preserve">NULL</w:t>
+              <w:t xml:space="preserve">NULL, FK → accounts_user.id</w:t>
             </w:r>
           </w:p>
         </w:tc>
@@ -3791,7 +3791,7 @@
                 <w:sz w:val="18"/>
                 <w:szCs w:val="18"/>
               </w:rPr>
-              <w:t xml:space="preserve">body</w:t>
+              <w:t xml:space="preserve">event_datetime</w:t>
             </w:r>
           </w:p>
         </w:tc>
@@ -3815,31 +3815,31 @@
                 <w:sz w:val="18"/>
                 <w:szCs w:val="18"/>
               </w:rPr>
-              <w:t xml:space="preserve">Nội dung chi tiết (HTML đã qua sanitize)</w:t>
-            </w:r>
-          </w:p>
-        </w:tc>
-        <w:tc>
-          <w:tcPr>
-            <w:tcW w:type="dxa" w:w="1800"/>
-            <w:tcMar>
-              <w:top w:type="dxa" w:w="60"/>
-              <w:left w:type="dxa" w:w="100"/>
-              <w:bottom w:type="dxa" w:w="60"/>
-              <w:right w:type="dxa" w:w="100"/>
-            </w:tcMar>
-          </w:tcPr>
-          <w:p>
-            <w:r>
-              <w:rPr>
-                <w:rFonts w:ascii="Calibri" w:cs="Calibri" w:eastAsia="Calibri" w:hAnsi="Calibri"/>
-                <w:b w:val="false"/>
-                <w:bCs w:val="false"/>
-                <w:color w:val="1A1A1A"/>
-                <w:sz w:val="18"/>
-                <w:szCs w:val="18"/>
-              </w:rPr>
-              <w:t xml:space="preserve">text</w:t>
+              <w:t xml:space="preserve">Thời gian diễn ra sự kiện (chỉ dùng khi kind=event)</w:t>
+            </w:r>
+          </w:p>
+        </w:tc>
+        <w:tc>
+          <w:tcPr>
+            <w:tcW w:type="dxa" w:w="1800"/>
+            <w:tcMar>
+              <w:top w:type="dxa" w:w="60"/>
+              <w:left w:type="dxa" w:w="100"/>
+              <w:bottom w:type="dxa" w:w="60"/>
+              <w:right w:type="dxa" w:w="100"/>
+            </w:tcMar>
+          </w:tcPr>
+          <w:p>
+            <w:r>
+              <w:rPr>
+                <w:rFonts w:ascii="Calibri" w:cs="Calibri" w:eastAsia="Calibri" w:hAnsi="Calibri"/>
+                <w:b w:val="false"/>
+                <w:bCs w:val="false"/>
+                <w:color w:val="1A1A1A"/>
+                <w:sz w:val="18"/>
+                <w:szCs w:val="18"/>
+              </w:rPr>
+              <w:t xml:space="preserve">datetime</w:t>
             </w:r>
           </w:p>
         </w:tc>
@@ -3863,7 +3863,7 @@
                 <w:sz w:val="18"/>
                 <w:szCs w:val="18"/>
               </w:rPr>
-              <w:t xml:space="preserve">NOT NULL</w:t>
+              <w:t xml:space="preserve">NULL</w:t>
             </w:r>
           </w:p>
         </w:tc>
@@ -3890,6 +3890,107 @@
                 <w:sz w:val="18"/>
                 <w:szCs w:val="18"/>
               </w:rPr>
+              <w:t xml:space="preserve">body</w:t>
+            </w:r>
+          </w:p>
+        </w:tc>
+        <w:tc>
+          <w:tcPr>
+            <w:tcW w:type="dxa" w:w="4200"/>
+            <w:shd w:fill="F5F6F8" w:val="clear"/>
+            <w:tcMar>
+              <w:top w:type="dxa" w:w="60"/>
+              <w:left w:type="dxa" w:w="100"/>
+              <w:bottom w:type="dxa" w:w="60"/>
+              <w:right w:type="dxa" w:w="100"/>
+            </w:tcMar>
+          </w:tcPr>
+          <w:p>
+            <w:r>
+              <w:rPr>
+                <w:rFonts w:ascii="Calibri" w:cs="Calibri" w:eastAsia="Calibri" w:hAnsi="Calibri"/>
+                <w:b w:val="false"/>
+                <w:bCs w:val="false"/>
+                <w:color w:val="1A1A1A"/>
+                <w:sz w:val="18"/>
+                <w:szCs w:val="18"/>
+              </w:rPr>
+              <w:t xml:space="preserve">Nội dung chi tiết (HTML đã qua sanitize)</w:t>
+            </w:r>
+          </w:p>
+        </w:tc>
+        <w:tc>
+          <w:tcPr>
+            <w:tcW w:type="dxa" w:w="1800"/>
+            <w:shd w:fill="F5F6F8" w:val="clear"/>
+            <w:tcMar>
+              <w:top w:type="dxa" w:w="60"/>
+              <w:left w:type="dxa" w:w="100"/>
+              <w:bottom w:type="dxa" w:w="60"/>
+              <w:right w:type="dxa" w:w="100"/>
+            </w:tcMar>
+          </w:tcPr>
+          <w:p>
+            <w:r>
+              <w:rPr>
+                <w:rFonts w:ascii="Calibri" w:cs="Calibri" w:eastAsia="Calibri" w:hAnsi="Calibri"/>
+                <w:b w:val="false"/>
+                <w:bCs w:val="false"/>
+                <w:color w:val="1A1A1A"/>
+                <w:sz w:val="18"/>
+                <w:szCs w:val="18"/>
+              </w:rPr>
+              <w:t xml:space="preserve">text</w:t>
+            </w:r>
+          </w:p>
+        </w:tc>
+        <w:tc>
+          <w:tcPr>
+            <w:tcW w:type="dxa" w:w="2600"/>
+            <w:shd w:fill="F5F6F8" w:val="clear"/>
+            <w:tcMar>
+              <w:top w:type="dxa" w:w="60"/>
+              <w:left w:type="dxa" w:w="100"/>
+              <w:bottom w:type="dxa" w:w="60"/>
+              <w:right w:type="dxa" w:w="100"/>
+            </w:tcMar>
+          </w:tcPr>
+          <w:p>
+            <w:r>
+              <w:rPr>
+                <w:rFonts w:ascii="Calibri" w:cs="Calibri" w:eastAsia="Calibri" w:hAnsi="Calibri"/>
+                <w:b w:val="false"/>
+                <w:bCs w:val="false"/>
+                <w:color w:val="1A1A1A"/>
+                <w:sz w:val="18"/>
+                <w:szCs w:val="18"/>
+              </w:rPr>
+              <w:t xml:space="preserve">NOT NULL</w:t>
+            </w:r>
+          </w:p>
+        </w:tc>
+      </w:tr>
+      <w:tr>
+        <w:tc>
+          <w:tcPr>
+            <w:tcW w:type="dxa" w:w="1800"/>
+            <w:tcMar>
+              <w:top w:type="dxa" w:w="60"/>
+              <w:left w:type="dxa" w:w="100"/>
+              <w:bottom w:type="dxa" w:w="60"/>
+              <w:right w:type="dxa" w:w="100"/>
+            </w:tcMar>
+          </w:tcPr>
+          <w:p>
+            <w:r>
+              <w:rPr>
+                <w:rFonts w:ascii="Calibri" w:cs="Calibri" w:eastAsia="Calibri" w:hAnsi="Calibri"/>
+                <w:b w:val="false"/>
+                <w:bCs w:val="false"/>
+                <w:color w:val="1A1A1A"/>
+                <w:sz w:val="18"/>
+                <w:szCs w:val="18"/>
+              </w:rPr>
               <w:t xml:space="preserve">featured_image</w:t>
             </w:r>
           </w:p>
@@ -3897,7 +3998,6 @@
         <w:tc>
           <w:tcPr>
             <w:tcW w:type="dxa" w:w="4200"/>
-            <w:shd w:fill="F5F6F8" w:val="clear"/>
             <w:tcMar>
               <w:top w:type="dxa" w:w="60"/>
               <w:left w:type="dxa" w:w="100"/>
@@ -3922,7 +4022,6 @@
         <w:tc>
           <w:tcPr>
             <w:tcW w:type="dxa" w:w="1800"/>
-            <w:shd w:fill="F5F6F8" w:val="clear"/>
             <w:tcMar>
               <w:top w:type="dxa" w:w="60"/>
               <w:left w:type="dxa" w:w="100"/>
@@ -3947,7 +4046,6 @@
         <w:tc>
           <w:tcPr>
             <w:tcW w:type="dxa" w:w="2600"/>
-            <w:shd w:fill="F5F6F8" w:val="clear"/>
             <w:tcMar>
               <w:top w:type="dxa" w:w="60"/>
               <w:left w:type="dxa" w:w="100"/>
@@ -6988,7 +7086,7 @@
                 <w:sz w:val="18"/>
                 <w:szCs w:val="18"/>
               </w:rPr>
-              <w:t xml:space="preserve">created_at</w:t>
+              <w:t xml:space="preserve">view_count</w:t>
             </w:r>
           </w:p>
         </w:tc>
@@ -7013,32 +7111,32 @@
                 <w:sz w:val="18"/>
                 <w:szCs w:val="18"/>
               </w:rPr>
-              <w:t xml:space="preserve">Thời điểm đăng</w:t>
-            </w:r>
-          </w:p>
-        </w:tc>
-        <w:tc>
-          <w:tcPr>
-            <w:tcW w:type="dxa" w:w="1800"/>
-            <w:shd w:fill="F5F6F8" w:val="clear"/>
-            <w:tcMar>
-              <w:top w:type="dxa" w:w="60"/>
-              <w:left w:type="dxa" w:w="100"/>
-              <w:bottom w:type="dxa" w:w="60"/>
-              <w:right w:type="dxa" w:w="100"/>
-            </w:tcMar>
-          </w:tcPr>
-          <w:p>
-            <w:r>
-              <w:rPr>
-                <w:rFonts w:ascii="Calibri" w:cs="Calibri" w:eastAsia="Calibri" w:hAnsi="Calibri"/>
-                <w:b w:val="false"/>
-                <w:bCs w:val="false"/>
-                <w:color w:val="1A1A1A"/>
-                <w:sz w:val="18"/>
-                <w:szCs w:val="18"/>
-              </w:rPr>
-              <w:t xml:space="preserve">datetime</w:t>
+              <w:t xml:space="preserve">Số lượt xem</w:t>
+            </w:r>
+          </w:p>
+        </w:tc>
+        <w:tc>
+          <w:tcPr>
+            <w:tcW w:type="dxa" w:w="1800"/>
+            <w:shd w:fill="F5F6F8" w:val="clear"/>
+            <w:tcMar>
+              <w:top w:type="dxa" w:w="60"/>
+              <w:left w:type="dxa" w:w="100"/>
+              <w:bottom w:type="dxa" w:w="60"/>
+              <w:right w:type="dxa" w:w="100"/>
+            </w:tcMar>
+          </w:tcPr>
+          <w:p>
+            <w:r>
+              <w:rPr>
+                <w:rFonts w:ascii="Calibri" w:cs="Calibri" w:eastAsia="Calibri" w:hAnsi="Calibri"/>
+                <w:b w:val="false"/>
+                <w:bCs w:val="false"/>
+                <w:color w:val="1A1A1A"/>
+                <w:sz w:val="18"/>
+                <w:szCs w:val="18"/>
+              </w:rPr>
+              <w:t xml:space="preserve">integer unsigned</w:t>
             </w:r>
           </w:p>
         </w:tc>
@@ -7063,7 +7161,7 @@
                 <w:sz w:val="18"/>
                 <w:szCs w:val="18"/>
               </w:rPr>
-              <w:t xml:space="preserve">NOT NULL</w:t>
+              <w:t xml:space="preserve">NOT NULL, CHECK &gt;= 0</w:t>
             </w:r>
           </w:p>
         </w:tc>
@@ -7089,7 +7187,7 @@
                 <w:sz w:val="18"/>
                 <w:szCs w:val="18"/>
               </w:rPr>
-              <w:t xml:space="preserve">updated_at</w:t>
+              <w:t xml:space="preserve">created_at</w:t>
             </w:r>
           </w:p>
         </w:tc>
@@ -7113,7 +7211,7 @@
                 <w:sz w:val="18"/>
                 <w:szCs w:val="18"/>
               </w:rPr>
-              <w:t xml:space="preserve">Thời điểm cập nhật gần nhất</w:t>
+              <w:t xml:space="preserve">Thời điểm đăng</w:t>
             </w:r>
           </w:p>
         </w:tc>
@@ -7188,7 +7286,7 @@
                 <w:sz w:val="18"/>
                 <w:szCs w:val="18"/>
               </w:rPr>
-              <w:t xml:space="preserve">is_pinned</w:t>
+              <w:t xml:space="preserve">updated_at</w:t>
             </w:r>
           </w:p>
         </w:tc>
@@ -7213,32 +7311,32 @@
                 <w:sz w:val="18"/>
                 <w:szCs w:val="18"/>
               </w:rPr>
-              <w:t xml:space="preserve">Đang được ghim hay không</w:t>
-            </w:r>
-          </w:p>
-        </w:tc>
-        <w:tc>
-          <w:tcPr>
-            <w:tcW w:type="dxa" w:w="1800"/>
-            <w:shd w:fill="F5F6F8" w:val="clear"/>
-            <w:tcMar>
-              <w:top w:type="dxa" w:w="60"/>
-              <w:left w:type="dxa" w:w="100"/>
-              <w:bottom w:type="dxa" w:w="60"/>
-              <w:right w:type="dxa" w:w="100"/>
-            </w:tcMar>
-          </w:tcPr>
-          <w:p>
-            <w:r>
-              <w:rPr>
-                <w:rFonts w:ascii="Calibri" w:cs="Calibri" w:eastAsia="Calibri" w:hAnsi="Calibri"/>
-                <w:b w:val="false"/>
-                <w:bCs w:val="false"/>
-                <w:color w:val="1A1A1A"/>
-                <w:sz w:val="18"/>
-                <w:szCs w:val="18"/>
-              </w:rPr>
-              <w:t xml:space="preserve">bool</w:t>
+              <w:t xml:space="preserve">Thời điểm cập nhật gần nhất</w:t>
+            </w:r>
+          </w:p>
+        </w:tc>
+        <w:tc>
+          <w:tcPr>
+            <w:tcW w:type="dxa" w:w="1800"/>
+            <w:shd w:fill="F5F6F8" w:val="clear"/>
+            <w:tcMar>
+              <w:top w:type="dxa" w:w="60"/>
+              <w:left w:type="dxa" w:w="100"/>
+              <w:bottom w:type="dxa" w:w="60"/>
+              <w:right w:type="dxa" w:w="100"/>
+            </w:tcMar>
+          </w:tcPr>
+          <w:p>
+            <w:r>
+              <w:rPr>
+                <w:rFonts w:ascii="Calibri" w:cs="Calibri" w:eastAsia="Calibri" w:hAnsi="Calibri"/>
+                <w:b w:val="false"/>
+                <w:bCs w:val="false"/>
+                <w:color w:val="1A1A1A"/>
+                <w:sz w:val="18"/>
+                <w:szCs w:val="18"/>
+              </w:rPr>
+              <w:t xml:space="preserve">datetime</w:t>
             </w:r>
           </w:p>
         </w:tc>
@@ -7289,7 +7387,7 @@
                 <w:sz w:val="18"/>
                 <w:szCs w:val="18"/>
               </w:rPr>
-              <w:t xml:space="preserve">pinned_at</w:t>
+              <w:t xml:space="preserve">is_pinned</w:t>
             </w:r>
           </w:p>
         </w:tc>
@@ -7313,31 +7411,31 @@
                 <w:sz w:val="18"/>
                 <w:szCs w:val="18"/>
               </w:rPr>
-              <w:t xml:space="preserve">Thời điểm được ghim</w:t>
-            </w:r>
-          </w:p>
-        </w:tc>
-        <w:tc>
-          <w:tcPr>
-            <w:tcW w:type="dxa" w:w="1800"/>
-            <w:tcMar>
-              <w:top w:type="dxa" w:w="60"/>
-              <w:left w:type="dxa" w:w="100"/>
-              <w:bottom w:type="dxa" w:w="60"/>
-              <w:right w:type="dxa" w:w="100"/>
-            </w:tcMar>
-          </w:tcPr>
-          <w:p>
-            <w:r>
-              <w:rPr>
-                <w:rFonts w:ascii="Calibri" w:cs="Calibri" w:eastAsia="Calibri" w:hAnsi="Calibri"/>
-                <w:b w:val="false"/>
-                <w:bCs w:val="false"/>
-                <w:color w:val="1A1A1A"/>
-                <w:sz w:val="18"/>
-                <w:szCs w:val="18"/>
-              </w:rPr>
-              <w:t xml:space="preserve">datetime</w:t>
+              <w:t xml:space="preserve">Đang được ghim hay không</w:t>
+            </w:r>
+          </w:p>
+        </w:tc>
+        <w:tc>
+          <w:tcPr>
+            <w:tcW w:type="dxa" w:w="1800"/>
+            <w:tcMar>
+              <w:top w:type="dxa" w:w="60"/>
+              <w:left w:type="dxa" w:w="100"/>
+              <w:bottom w:type="dxa" w:w="60"/>
+              <w:right w:type="dxa" w:w="100"/>
+            </w:tcMar>
+          </w:tcPr>
+          <w:p>
+            <w:r>
+              <w:rPr>
+                <w:rFonts w:ascii="Calibri" w:cs="Calibri" w:eastAsia="Calibri" w:hAnsi="Calibri"/>
+                <w:b w:val="false"/>
+                <w:bCs w:val="false"/>
+                <w:color w:val="1A1A1A"/>
+                <w:sz w:val="18"/>
+                <w:szCs w:val="18"/>
+              </w:rPr>
+              <w:t xml:space="preserve">bool</w:t>
             </w:r>
           </w:p>
         </w:tc>
@@ -7361,7 +7459,7 @@
                 <w:sz w:val="18"/>
                 <w:szCs w:val="18"/>
               </w:rPr>
-              <w:t xml:space="preserve">NULL</w:t>
+              <w:t xml:space="preserve">NOT NULL</w:t>
             </w:r>
           </w:p>
         </w:tc>
@@ -7388,7 +7486,7 @@
                 <w:sz w:val="18"/>
                 <w:szCs w:val="18"/>
               </w:rPr>
-              <w:t xml:space="preserve">title</w:t>
+              <w:t xml:space="preserve">pinned_at</w:t>
             </w:r>
           </w:p>
         </w:tc>
@@ -7413,32 +7511,32 @@
                 <w:sz w:val="18"/>
                 <w:szCs w:val="18"/>
               </w:rPr>
-              <w:t xml:space="preserve">Tiêu đề bài viết</w:t>
-            </w:r>
-          </w:p>
-        </w:tc>
-        <w:tc>
-          <w:tcPr>
-            <w:tcW w:type="dxa" w:w="1800"/>
-            <w:shd w:fill="F5F6F8" w:val="clear"/>
-            <w:tcMar>
-              <w:top w:type="dxa" w:w="60"/>
-              <w:left w:type="dxa" w:w="100"/>
-              <w:bottom w:type="dxa" w:w="60"/>
-              <w:right w:type="dxa" w:w="100"/>
-            </w:tcMar>
-          </w:tcPr>
-          <w:p>
-            <w:r>
-              <w:rPr>
-                <w:rFonts w:ascii="Calibri" w:cs="Calibri" w:eastAsia="Calibri" w:hAnsi="Calibri"/>
-                <w:b w:val="false"/>
-                <w:bCs w:val="false"/>
-                <w:color w:val="1A1A1A"/>
-                <w:sz w:val="18"/>
-                <w:szCs w:val="18"/>
-              </w:rPr>
-              <w:t xml:space="preserve">varchar(255)</w:t>
+              <w:t xml:space="preserve">Thời điểm được ghim</w:t>
+            </w:r>
+          </w:p>
+        </w:tc>
+        <w:tc>
+          <w:tcPr>
+            <w:tcW w:type="dxa" w:w="1800"/>
+            <w:shd w:fill="F5F6F8" w:val="clear"/>
+            <w:tcMar>
+              <w:top w:type="dxa" w:w="60"/>
+              <w:left w:type="dxa" w:w="100"/>
+              <w:bottom w:type="dxa" w:w="60"/>
+              <w:right w:type="dxa" w:w="100"/>
+            </w:tcMar>
+          </w:tcPr>
+          <w:p>
+            <w:r>
+              <w:rPr>
+                <w:rFonts w:ascii="Calibri" w:cs="Calibri" w:eastAsia="Calibri" w:hAnsi="Calibri"/>
+                <w:b w:val="false"/>
+                <w:bCs w:val="false"/>
+                <w:color w:val="1A1A1A"/>
+                <w:sz w:val="18"/>
+                <w:szCs w:val="18"/>
+              </w:rPr>
+              <w:t xml:space="preserve">datetime</w:t>
             </w:r>
           </w:p>
         </w:tc>
@@ -7463,7 +7561,7 @@
                 <w:sz w:val="18"/>
                 <w:szCs w:val="18"/>
               </w:rPr>
-              <w:t xml:space="preserve">NOT NULL</w:t>
+              <w:t xml:space="preserve">NULL</w:t>
             </w:r>
           </w:p>
         </w:tc>
@@ -7489,7 +7587,7 @@
                 <w:sz w:val="18"/>
                 <w:szCs w:val="18"/>
               </w:rPr>
-              <w:t xml:space="preserve">author_id</w:t>
+              <w:t xml:space="preserve">title</w:t>
             </w:r>
           </w:p>
         </w:tc>
@@ -7513,31 +7611,31 @@
                 <w:sz w:val="18"/>
                 <w:szCs w:val="18"/>
               </w:rPr>
-              <w:t xml:space="preserve">Người đăng</w:t>
-            </w:r>
-          </w:p>
-        </w:tc>
-        <w:tc>
-          <w:tcPr>
-            <w:tcW w:type="dxa" w:w="1800"/>
-            <w:tcMar>
-              <w:top w:type="dxa" w:w="60"/>
-              <w:left w:type="dxa" w:w="100"/>
-              <w:bottom w:type="dxa" w:w="60"/>
-              <w:right w:type="dxa" w:w="100"/>
-            </w:tcMar>
-          </w:tcPr>
-          <w:p>
-            <w:r>
-              <w:rPr>
-                <w:rFonts w:ascii="Calibri" w:cs="Calibri" w:eastAsia="Calibri" w:hAnsi="Calibri"/>
-                <w:b w:val="false"/>
-                <w:bCs w:val="false"/>
-                <w:color w:val="1A1A1A"/>
-                <w:sz w:val="18"/>
-                <w:szCs w:val="18"/>
-              </w:rPr>
-              <w:t xml:space="preserve">bigint</w:t>
+              <w:t xml:space="preserve">Tiêu đề bài viết</w:t>
+            </w:r>
+          </w:p>
+        </w:tc>
+        <w:tc>
+          <w:tcPr>
+            <w:tcW w:type="dxa" w:w="1800"/>
+            <w:tcMar>
+              <w:top w:type="dxa" w:w="60"/>
+              <w:left w:type="dxa" w:w="100"/>
+              <w:bottom w:type="dxa" w:w="60"/>
+              <w:right w:type="dxa" w:w="100"/>
+            </w:tcMar>
+          </w:tcPr>
+          <w:p>
+            <w:r>
+              <w:rPr>
+                <w:rFonts w:ascii="Calibri" w:cs="Calibri" w:eastAsia="Calibri" w:hAnsi="Calibri"/>
+                <w:b w:val="false"/>
+                <w:bCs w:val="false"/>
+                <w:color w:val="1A1A1A"/>
+                <w:sz w:val="18"/>
+                <w:szCs w:val="18"/>
+              </w:rPr>
+              <w:t xml:space="preserve">varchar(255)</w:t>
             </w:r>
           </w:p>
         </w:tc>
@@ -7561,7 +7659,7 @@
                 <w:sz w:val="18"/>
                 <w:szCs w:val="18"/>
               </w:rPr>
-              <w:t xml:space="preserve">NOT NULL, FK → accounts_user.id</w:t>
+              <w:t xml:space="preserve">NOT NULL</w:t>
             </w:r>
           </w:p>
         </w:tc>
@@ -7588,7 +7686,7 @@
                 <w:sz w:val="18"/>
                 <w:szCs w:val="18"/>
               </w:rPr>
-              <w:t xml:space="preserve">category_id</w:t>
+              <w:t xml:space="preserve">author_id</w:t>
             </w:r>
           </w:p>
         </w:tc>
@@ -7613,7 +7711,7 @@
                 <w:sz w:val="18"/>
                 <w:szCs w:val="18"/>
               </w:rPr>
-              <w:t xml:space="preserve">Chuyên mục chứa bài viết</w:t>
+              <w:t xml:space="preserve">Người đăng</w:t>
             </w:r>
           </w:p>
         </w:tc>
@@ -7663,7 +7761,7 @@
                 <w:sz w:val="18"/>
                 <w:szCs w:val="18"/>
               </w:rPr>
-              <w:t xml:space="preserve">NOT NULL, FK → forum_category.id</w:t>
+              <w:t xml:space="preserve">NOT NULL, FK → accounts_user.id</w:t>
             </w:r>
           </w:p>
         </w:tc>
@@ -7689,7 +7787,7 @@
                 <w:sz w:val="18"/>
                 <w:szCs w:val="18"/>
               </w:rPr>
-              <w:t xml:space="preserve">pinned_by_id</w:t>
+              <w:t xml:space="preserve">category_id</w:t>
             </w:r>
           </w:p>
         </w:tc>
@@ -7713,7 +7811,7 @@
                 <w:sz w:val="18"/>
                 <w:szCs w:val="18"/>
               </w:rPr>
-              <w:t xml:space="preserve">Người thực hiện ghim</w:t>
+              <w:t xml:space="preserve">Chuyên mục chứa bài viết</w:t>
             </w:r>
           </w:p>
         </w:tc>
@@ -7761,7 +7859,7 @@
                 <w:sz w:val="18"/>
                 <w:szCs w:val="18"/>
               </w:rPr>
-              <w:t xml:space="preserve">NULL, FK → accounts_user.id</w:t>
+              <w:t xml:space="preserve">NOT NULL, FK → forum_category.id</w:t>
             </w:r>
           </w:p>
         </w:tc>
@@ -7788,7 +7886,7 @@
                 <w:sz w:val="18"/>
                 <w:szCs w:val="18"/>
               </w:rPr>
-              <w:t xml:space="preserve">body</w:t>
+              <w:t xml:space="preserve">pinned_by_id</w:t>
             </w:r>
           </w:p>
         </w:tc>
@@ -7813,32 +7911,32 @@
                 <w:sz w:val="18"/>
                 <w:szCs w:val="18"/>
               </w:rPr>
-              <w:t xml:space="preserve">Nội dung chi tiết (HTML đã qua sanitize)</w:t>
-            </w:r>
-          </w:p>
-        </w:tc>
-        <w:tc>
-          <w:tcPr>
-            <w:tcW w:type="dxa" w:w="1800"/>
-            <w:shd w:fill="F5F6F8" w:val="clear"/>
-            <w:tcMar>
-              <w:top w:type="dxa" w:w="60"/>
-              <w:left w:type="dxa" w:w="100"/>
-              <w:bottom w:type="dxa" w:w="60"/>
-              <w:right w:type="dxa" w:w="100"/>
-            </w:tcMar>
-          </w:tcPr>
-          <w:p>
-            <w:r>
-              <w:rPr>
-                <w:rFonts w:ascii="Calibri" w:cs="Calibri" w:eastAsia="Calibri" w:hAnsi="Calibri"/>
-                <w:b w:val="false"/>
-                <w:bCs w:val="false"/>
-                <w:color w:val="1A1A1A"/>
-                <w:sz w:val="18"/>
-                <w:szCs w:val="18"/>
-              </w:rPr>
-              <w:t xml:space="preserve">text</w:t>
+              <w:t xml:space="preserve">Người thực hiện ghim</w:t>
+            </w:r>
+          </w:p>
+        </w:tc>
+        <w:tc>
+          <w:tcPr>
+            <w:tcW w:type="dxa" w:w="1800"/>
+            <w:shd w:fill="F5F6F8" w:val="clear"/>
+            <w:tcMar>
+              <w:top w:type="dxa" w:w="60"/>
+              <w:left w:type="dxa" w:w="100"/>
+              <w:bottom w:type="dxa" w:w="60"/>
+              <w:right w:type="dxa" w:w="100"/>
+            </w:tcMar>
+          </w:tcPr>
+          <w:p>
+            <w:r>
+              <w:rPr>
+                <w:rFonts w:ascii="Calibri" w:cs="Calibri" w:eastAsia="Calibri" w:hAnsi="Calibri"/>
+                <w:b w:val="false"/>
+                <w:bCs w:val="false"/>
+                <w:color w:val="1A1A1A"/>
+                <w:sz w:val="18"/>
+                <w:szCs w:val="18"/>
+              </w:rPr>
+              <w:t xml:space="preserve">bigint</w:t>
             </w:r>
           </w:p>
         </w:tc>
@@ -7863,7 +7961,7 @@
                 <w:sz w:val="18"/>
                 <w:szCs w:val="18"/>
               </w:rPr>
-              <w:t xml:space="preserve">NOT NULL</w:t>
+              <w:t xml:space="preserve">NULL, FK → accounts_user.id</w:t>
             </w:r>
           </w:p>
         </w:tc>
@@ -7889,6 +7987,105 @@
                 <w:sz w:val="18"/>
                 <w:szCs w:val="18"/>
               </w:rPr>
+              <w:t xml:space="preserve">body</w:t>
+            </w:r>
+          </w:p>
+        </w:tc>
+        <w:tc>
+          <w:tcPr>
+            <w:tcW w:type="dxa" w:w="4200"/>
+            <w:tcMar>
+              <w:top w:type="dxa" w:w="60"/>
+              <w:left w:type="dxa" w:w="100"/>
+              <w:bottom w:type="dxa" w:w="60"/>
+              <w:right w:type="dxa" w:w="100"/>
+            </w:tcMar>
+          </w:tcPr>
+          <w:p>
+            <w:r>
+              <w:rPr>
+                <w:rFonts w:ascii="Calibri" w:cs="Calibri" w:eastAsia="Calibri" w:hAnsi="Calibri"/>
+                <w:b w:val="false"/>
+                <w:bCs w:val="false"/>
+                <w:color w:val="1A1A1A"/>
+                <w:sz w:val="18"/>
+                <w:szCs w:val="18"/>
+              </w:rPr>
+              <w:t xml:space="preserve">Nội dung chi tiết (HTML đã qua sanitize)</w:t>
+            </w:r>
+          </w:p>
+        </w:tc>
+        <w:tc>
+          <w:tcPr>
+            <w:tcW w:type="dxa" w:w="1800"/>
+            <w:tcMar>
+              <w:top w:type="dxa" w:w="60"/>
+              <w:left w:type="dxa" w:w="100"/>
+              <w:bottom w:type="dxa" w:w="60"/>
+              <w:right w:type="dxa" w:w="100"/>
+            </w:tcMar>
+          </w:tcPr>
+          <w:p>
+            <w:r>
+              <w:rPr>
+                <w:rFonts w:ascii="Calibri" w:cs="Calibri" w:eastAsia="Calibri" w:hAnsi="Calibri"/>
+                <w:b w:val="false"/>
+                <w:bCs w:val="false"/>
+                <w:color w:val="1A1A1A"/>
+                <w:sz w:val="18"/>
+                <w:szCs w:val="18"/>
+              </w:rPr>
+              <w:t xml:space="preserve">text</w:t>
+            </w:r>
+          </w:p>
+        </w:tc>
+        <w:tc>
+          <w:tcPr>
+            <w:tcW w:type="dxa" w:w="2600"/>
+            <w:tcMar>
+              <w:top w:type="dxa" w:w="60"/>
+              <w:left w:type="dxa" w:w="100"/>
+              <w:bottom w:type="dxa" w:w="60"/>
+              <w:right w:type="dxa" w:w="100"/>
+            </w:tcMar>
+          </w:tcPr>
+          <w:p>
+            <w:r>
+              <w:rPr>
+                <w:rFonts w:ascii="Calibri" w:cs="Calibri" w:eastAsia="Calibri" w:hAnsi="Calibri"/>
+                <w:b w:val="false"/>
+                <w:bCs w:val="false"/>
+                <w:color w:val="1A1A1A"/>
+                <w:sz w:val="18"/>
+                <w:szCs w:val="18"/>
+              </w:rPr>
+              <w:t xml:space="preserve">NOT NULL</w:t>
+            </w:r>
+          </w:p>
+        </w:tc>
+      </w:tr>
+      <w:tr>
+        <w:tc>
+          <w:tcPr>
+            <w:tcW w:type="dxa" w:w="1800"/>
+            <w:shd w:fill="F5F6F8" w:val="clear"/>
+            <w:tcMar>
+              <w:top w:type="dxa" w:w="60"/>
+              <w:left w:type="dxa" w:w="100"/>
+              <w:bottom w:type="dxa" w:w="60"/>
+              <w:right w:type="dxa" w:w="100"/>
+            </w:tcMar>
+          </w:tcPr>
+          <w:p>
+            <w:r>
+              <w:rPr>
+                <w:rFonts w:ascii="Calibri" w:cs="Calibri" w:eastAsia="Calibri" w:hAnsi="Calibri"/>
+                <w:b w:val="false"/>
+                <w:bCs w:val="false"/>
+                <w:color w:val="1A1A1A"/>
+                <w:sz w:val="18"/>
+                <w:szCs w:val="18"/>
+              </w:rPr>
               <w:t xml:space="preserve">featured_image</w:t>
             </w:r>
           </w:p>
@@ -7896,6 +8093,7 @@
         <w:tc>
           <w:tcPr>
             <w:tcW w:type="dxa" w:w="4200"/>
+            <w:shd w:fill="F5F6F8" w:val="clear"/>
             <w:tcMar>
               <w:top w:type="dxa" w:w="60"/>
               <w:left w:type="dxa" w:w="100"/>
@@ -7920,6 +8118,7 @@
         <w:tc>
           <w:tcPr>
             <w:tcW w:type="dxa" w:w="1800"/>
+            <w:shd w:fill="F5F6F8" w:val="clear"/>
             <w:tcMar>
               <w:top w:type="dxa" w:w="60"/>
               <w:left w:type="dxa" w:w="100"/>
@@ -7944,6 +8143,7 @@
         <w:tc>
           <w:tcPr>
             <w:tcW w:type="dxa" w:w="2600"/>
+            <w:shd w:fill="F5F6F8" w:val="clear"/>
             <w:tcMar>
               <w:top w:type="dxa" w:w="60"/>
               <w:left w:type="dxa" w:w="100"/>
@@ -11326,6 +11526,1922 @@
           <w:bCs/>
           <w:color w:val="10233F"/>
         </w:rPr>
+        <w:t xml:space="preserve">groups_groupjoinrequest</w:t>
+      </w:r>
+      <w:r>
+        <w:rPr>
+          <w:b/>
+          <w:bCs/>
+          <w:color w:val="10233F"/>
+        </w:rPr>
+        <w:t xml:space="preserve">  —  Yêu cầu xin tham gia nhóm</w:t>
+      </w:r>
+    </w:p>
+    <w:tbl>
+      <w:tblPr>
+        <w:tblW w:type="dxa" w:w="10400"/>
+        <w:tblBorders>
+          <w:top w:val="single" w:color="auto" w:sz="4"/>
+          <w:left w:val="single" w:color="auto" w:sz="4"/>
+          <w:bottom w:val="single" w:color="auto" w:sz="4"/>
+          <w:right w:val="single" w:color="auto" w:sz="4"/>
+          <w:insideH w:val="single" w:color="auto" w:sz="4"/>
+          <w:insideV w:val="single" w:color="auto" w:sz="4"/>
+        </w:tblBorders>
+      </w:tblPr>
+      <w:tblGrid>
+        <w:gridCol w:w="1800"/>
+        <w:gridCol w:w="4200"/>
+        <w:gridCol w:w="1800"/>
+        <w:gridCol w:w="2600"/>
+      </w:tblGrid>
+      <w:tr>
+        <w:trPr>
+          <w:tblHeader/>
+        </w:trPr>
+        <w:tc>
+          <w:tcPr>
+            <w:tcW w:type="dxa" w:w="1800"/>
+            <w:shd w:fill="10233F" w:val="clear"/>
+            <w:tcMar>
+              <w:top w:type="dxa" w:w="60"/>
+              <w:left w:type="dxa" w:w="100"/>
+              <w:bottom w:type="dxa" w:w="60"/>
+              <w:right w:type="dxa" w:w="100"/>
+            </w:tcMar>
+          </w:tcPr>
+          <w:p>
+            <w:r>
+              <w:rPr>
+                <w:rFonts w:ascii="Calibri" w:cs="Calibri" w:eastAsia="Calibri" w:hAnsi="Calibri"/>
+                <w:b/>
+                <w:bCs/>
+                <w:color w:val="FFFFFF"/>
+                <w:sz w:val="19"/>
+                <w:szCs w:val="19"/>
+              </w:rPr>
+              <w:t xml:space="preserve">Thuộc tính</w:t>
+            </w:r>
+          </w:p>
+        </w:tc>
+        <w:tc>
+          <w:tcPr>
+            <w:tcW w:type="dxa" w:w="4200"/>
+            <w:shd w:fill="10233F" w:val="clear"/>
+            <w:tcMar>
+              <w:top w:type="dxa" w:w="60"/>
+              <w:left w:type="dxa" w:w="100"/>
+              <w:bottom w:type="dxa" w:w="60"/>
+              <w:right w:type="dxa" w:w="100"/>
+            </w:tcMar>
+          </w:tcPr>
+          <w:p>
+            <w:r>
+              <w:rPr>
+                <w:rFonts w:ascii="Calibri" w:cs="Calibri" w:eastAsia="Calibri" w:hAnsi="Calibri"/>
+                <w:b/>
+                <w:bCs/>
+                <w:color w:val="FFFFFF"/>
+                <w:sz w:val="19"/>
+                <w:szCs w:val="19"/>
+              </w:rPr>
+              <w:t xml:space="preserve">Diễn giải</w:t>
+            </w:r>
+          </w:p>
+        </w:tc>
+        <w:tc>
+          <w:tcPr>
+            <w:tcW w:type="dxa" w:w="1800"/>
+            <w:shd w:fill="10233F" w:val="clear"/>
+            <w:tcMar>
+              <w:top w:type="dxa" w:w="60"/>
+              <w:left w:type="dxa" w:w="100"/>
+              <w:bottom w:type="dxa" w:w="60"/>
+              <w:right w:type="dxa" w:w="100"/>
+            </w:tcMar>
+          </w:tcPr>
+          <w:p>
+            <w:r>
+              <w:rPr>
+                <w:rFonts w:ascii="Calibri" w:cs="Calibri" w:eastAsia="Calibri" w:hAnsi="Calibri"/>
+                <w:b/>
+                <w:bCs/>
+                <w:color w:val="FFFFFF"/>
+                <w:sz w:val="19"/>
+                <w:szCs w:val="19"/>
+              </w:rPr>
+              <w:t xml:space="preserve">Kiểu dữ liệu</w:t>
+            </w:r>
+          </w:p>
+        </w:tc>
+        <w:tc>
+          <w:tcPr>
+            <w:tcW w:type="dxa" w:w="2600"/>
+            <w:shd w:fill="10233F" w:val="clear"/>
+            <w:tcMar>
+              <w:top w:type="dxa" w:w="60"/>
+              <w:left w:type="dxa" w:w="100"/>
+              <w:bottom w:type="dxa" w:w="60"/>
+              <w:right w:type="dxa" w:w="100"/>
+            </w:tcMar>
+          </w:tcPr>
+          <w:p>
+            <w:r>
+              <w:rPr>
+                <w:rFonts w:ascii="Calibri" w:cs="Calibri" w:eastAsia="Calibri" w:hAnsi="Calibri"/>
+                <w:b/>
+                <w:bCs/>
+                <w:color w:val="FFFFFF"/>
+                <w:sz w:val="19"/>
+                <w:szCs w:val="19"/>
+              </w:rPr>
+              <w:t xml:space="preserve">Ràng buộc</w:t>
+            </w:r>
+          </w:p>
+        </w:tc>
+      </w:tr>
+      <w:tr>
+        <w:tc>
+          <w:tcPr>
+            <w:tcW w:type="dxa" w:w="1800"/>
+            <w:tcMar>
+              <w:top w:type="dxa" w:w="60"/>
+              <w:left w:type="dxa" w:w="100"/>
+              <w:bottom w:type="dxa" w:w="60"/>
+              <w:right w:type="dxa" w:w="100"/>
+            </w:tcMar>
+          </w:tcPr>
+          <w:p>
+            <w:r>
+              <w:rPr>
+                <w:rFonts w:ascii="Calibri" w:cs="Calibri" w:eastAsia="Calibri" w:hAnsi="Calibri"/>
+                <w:b w:val="false"/>
+                <w:bCs w:val="false"/>
+                <w:color w:val="1A1A1A"/>
+                <w:sz w:val="18"/>
+                <w:szCs w:val="18"/>
+              </w:rPr>
+              <w:t xml:space="preserve">id</w:t>
+            </w:r>
+          </w:p>
+        </w:tc>
+        <w:tc>
+          <w:tcPr>
+            <w:tcW w:type="dxa" w:w="4200"/>
+            <w:tcMar>
+              <w:top w:type="dxa" w:w="60"/>
+              <w:left w:type="dxa" w:w="100"/>
+              <w:bottom w:type="dxa" w:w="60"/>
+              <w:right w:type="dxa" w:w="100"/>
+            </w:tcMar>
+          </w:tcPr>
+          <w:p>
+            <w:r>
+              <w:rPr>
+                <w:rFonts w:ascii="Calibri" w:cs="Calibri" w:eastAsia="Calibri" w:hAnsi="Calibri"/>
+                <w:b w:val="false"/>
+                <w:bCs w:val="false"/>
+                <w:color w:val="1A1A1A"/>
+                <w:sz w:val="18"/>
+                <w:szCs w:val="18"/>
+              </w:rPr>
+              <w:t xml:space="preserve">Mã định danh yêu cầu</w:t>
+            </w:r>
+          </w:p>
+        </w:tc>
+        <w:tc>
+          <w:tcPr>
+            <w:tcW w:type="dxa" w:w="1800"/>
+            <w:tcMar>
+              <w:top w:type="dxa" w:w="60"/>
+              <w:left w:type="dxa" w:w="100"/>
+              <w:bottom w:type="dxa" w:w="60"/>
+              <w:right w:type="dxa" w:w="100"/>
+            </w:tcMar>
+          </w:tcPr>
+          <w:p>
+            <w:r>
+              <w:rPr>
+                <w:rFonts w:ascii="Calibri" w:cs="Calibri" w:eastAsia="Calibri" w:hAnsi="Calibri"/>
+                <w:b w:val="false"/>
+                <w:bCs w:val="false"/>
+                <w:color w:val="1A1A1A"/>
+                <w:sz w:val="18"/>
+                <w:szCs w:val="18"/>
+              </w:rPr>
+              <w:t xml:space="preserve">integer</w:t>
+            </w:r>
+          </w:p>
+        </w:tc>
+        <w:tc>
+          <w:tcPr>
+            <w:tcW w:type="dxa" w:w="2600"/>
+            <w:tcMar>
+              <w:top w:type="dxa" w:w="60"/>
+              <w:left w:type="dxa" w:w="100"/>
+              <w:bottom w:type="dxa" w:w="60"/>
+              <w:right w:type="dxa" w:w="100"/>
+            </w:tcMar>
+          </w:tcPr>
+          <w:p>
+            <w:r>
+              <w:rPr>
+                <w:rFonts w:ascii="Calibri" w:cs="Calibri" w:eastAsia="Calibri" w:hAnsi="Calibri"/>
+                <w:b w:val="false"/>
+                <w:bCs w:val="false"/>
+                <w:color w:val="1A1A1A"/>
+                <w:sz w:val="18"/>
+                <w:szCs w:val="18"/>
+              </w:rPr>
+              <w:t xml:space="preserve">PK, tự tăng</w:t>
+            </w:r>
+          </w:p>
+        </w:tc>
+      </w:tr>
+      <w:tr>
+        <w:tc>
+          <w:tcPr>
+            <w:tcW w:type="dxa" w:w="1800"/>
+            <w:shd w:fill="F5F6F8" w:val="clear"/>
+            <w:tcMar>
+              <w:top w:type="dxa" w:w="60"/>
+              <w:left w:type="dxa" w:w="100"/>
+              <w:bottom w:type="dxa" w:w="60"/>
+              <w:right w:type="dxa" w:w="100"/>
+            </w:tcMar>
+          </w:tcPr>
+          <w:p>
+            <w:r>
+              <w:rPr>
+                <w:rFonts w:ascii="Calibri" w:cs="Calibri" w:eastAsia="Calibri" w:hAnsi="Calibri"/>
+                <w:b w:val="false"/>
+                <w:bCs w:val="false"/>
+                <w:color w:val="1A1A1A"/>
+                <w:sz w:val="18"/>
+                <w:szCs w:val="18"/>
+              </w:rPr>
+              <w:t xml:space="preserve">message</w:t>
+            </w:r>
+          </w:p>
+        </w:tc>
+        <w:tc>
+          <w:tcPr>
+            <w:tcW w:type="dxa" w:w="4200"/>
+            <w:shd w:fill="F5F6F8" w:val="clear"/>
+            <w:tcMar>
+              <w:top w:type="dxa" w:w="60"/>
+              <w:left w:type="dxa" w:w="100"/>
+              <w:bottom w:type="dxa" w:w="60"/>
+              <w:right w:type="dxa" w:w="100"/>
+            </w:tcMar>
+          </w:tcPr>
+          <w:p>
+            <w:r>
+              <w:rPr>
+                <w:rFonts w:ascii="Calibri" w:cs="Calibri" w:eastAsia="Calibri" w:hAnsi="Calibri"/>
+                <w:b w:val="false"/>
+                <w:bCs w:val="false"/>
+                <w:color w:val="1A1A1A"/>
+                <w:sz w:val="18"/>
+                <w:szCs w:val="18"/>
+              </w:rPr>
+              <w:t xml:space="preserve">Lời nhắn của người xin tham gia (không bắt buộc)</w:t>
+            </w:r>
+          </w:p>
+        </w:tc>
+        <w:tc>
+          <w:tcPr>
+            <w:tcW w:type="dxa" w:w="1800"/>
+            <w:shd w:fill="F5F6F8" w:val="clear"/>
+            <w:tcMar>
+              <w:top w:type="dxa" w:w="60"/>
+              <w:left w:type="dxa" w:w="100"/>
+              <w:bottom w:type="dxa" w:w="60"/>
+              <w:right w:type="dxa" w:w="100"/>
+            </w:tcMar>
+          </w:tcPr>
+          <w:p>
+            <w:r>
+              <w:rPr>
+                <w:rFonts w:ascii="Calibri" w:cs="Calibri" w:eastAsia="Calibri" w:hAnsi="Calibri"/>
+                <w:b w:val="false"/>
+                <w:bCs w:val="false"/>
+                <w:color w:val="1A1A1A"/>
+                <w:sz w:val="18"/>
+                <w:szCs w:val="18"/>
+              </w:rPr>
+              <w:t xml:space="preserve">text</w:t>
+            </w:r>
+          </w:p>
+        </w:tc>
+        <w:tc>
+          <w:tcPr>
+            <w:tcW w:type="dxa" w:w="2600"/>
+            <w:shd w:fill="F5F6F8" w:val="clear"/>
+            <w:tcMar>
+              <w:top w:type="dxa" w:w="60"/>
+              <w:left w:type="dxa" w:w="100"/>
+              <w:bottom w:type="dxa" w:w="60"/>
+              <w:right w:type="dxa" w:w="100"/>
+            </w:tcMar>
+          </w:tcPr>
+          <w:p>
+            <w:r>
+              <w:rPr>
+                <w:rFonts w:ascii="Calibri" w:cs="Calibri" w:eastAsia="Calibri" w:hAnsi="Calibri"/>
+                <w:b w:val="false"/>
+                <w:bCs w:val="false"/>
+                <w:color w:val="1A1A1A"/>
+                <w:sz w:val="18"/>
+                <w:szCs w:val="18"/>
+              </w:rPr>
+              <w:t xml:space="preserve">NOT NULL</w:t>
+            </w:r>
+          </w:p>
+        </w:tc>
+      </w:tr>
+      <w:tr>
+        <w:tc>
+          <w:tcPr>
+            <w:tcW w:type="dxa" w:w="1800"/>
+            <w:tcMar>
+              <w:top w:type="dxa" w:w="60"/>
+              <w:left w:type="dxa" w:w="100"/>
+              <w:bottom w:type="dxa" w:w="60"/>
+              <w:right w:type="dxa" w:w="100"/>
+            </w:tcMar>
+          </w:tcPr>
+          <w:p>
+            <w:r>
+              <w:rPr>
+                <w:rFonts w:ascii="Calibri" w:cs="Calibri" w:eastAsia="Calibri" w:hAnsi="Calibri"/>
+                <w:b w:val="false"/>
+                <w:bCs w:val="false"/>
+                <w:color w:val="1A1A1A"/>
+                <w:sz w:val="18"/>
+                <w:szCs w:val="18"/>
+              </w:rPr>
+              <w:t xml:space="preserve">status</w:t>
+            </w:r>
+          </w:p>
+        </w:tc>
+        <w:tc>
+          <w:tcPr>
+            <w:tcW w:type="dxa" w:w="4200"/>
+            <w:tcMar>
+              <w:top w:type="dxa" w:w="60"/>
+              <w:left w:type="dxa" w:w="100"/>
+              <w:bottom w:type="dxa" w:w="60"/>
+              <w:right w:type="dxa" w:w="100"/>
+            </w:tcMar>
+          </w:tcPr>
+          <w:p>
+            <w:r>
+              <w:rPr>
+                <w:rFonts w:ascii="Calibri" w:cs="Calibri" w:eastAsia="Calibri" w:hAnsi="Calibri"/>
+                <w:b w:val="false"/>
+                <w:bCs w:val="false"/>
+                <w:color w:val="1A1A1A"/>
+                <w:sz w:val="18"/>
+                <w:szCs w:val="18"/>
+              </w:rPr>
+              <w:t xml:space="preserve">Trạng thái: pending/accepted/rejected</w:t>
+            </w:r>
+          </w:p>
+        </w:tc>
+        <w:tc>
+          <w:tcPr>
+            <w:tcW w:type="dxa" w:w="1800"/>
+            <w:tcMar>
+              <w:top w:type="dxa" w:w="60"/>
+              <w:left w:type="dxa" w:w="100"/>
+              <w:bottom w:type="dxa" w:w="60"/>
+              <w:right w:type="dxa" w:w="100"/>
+            </w:tcMar>
+          </w:tcPr>
+          <w:p>
+            <w:r>
+              <w:rPr>
+                <w:rFonts w:ascii="Calibri" w:cs="Calibri" w:eastAsia="Calibri" w:hAnsi="Calibri"/>
+                <w:b w:val="false"/>
+                <w:bCs w:val="false"/>
+                <w:color w:val="1A1A1A"/>
+                <w:sz w:val="18"/>
+                <w:szCs w:val="18"/>
+              </w:rPr>
+              <w:t xml:space="preserve">varchar(20)</w:t>
+            </w:r>
+          </w:p>
+        </w:tc>
+        <w:tc>
+          <w:tcPr>
+            <w:tcW w:type="dxa" w:w="2600"/>
+            <w:tcMar>
+              <w:top w:type="dxa" w:w="60"/>
+              <w:left w:type="dxa" w:w="100"/>
+              <w:bottom w:type="dxa" w:w="60"/>
+              <w:right w:type="dxa" w:w="100"/>
+            </w:tcMar>
+          </w:tcPr>
+          <w:p>
+            <w:r>
+              <w:rPr>
+                <w:rFonts w:ascii="Calibri" w:cs="Calibri" w:eastAsia="Calibri" w:hAnsi="Calibri"/>
+                <w:b w:val="false"/>
+                <w:bCs w:val="false"/>
+                <w:color w:val="1A1A1A"/>
+                <w:sz w:val="18"/>
+                <w:szCs w:val="18"/>
+              </w:rPr>
+              <w:t xml:space="preserve">NOT NULL</w:t>
+            </w:r>
+          </w:p>
+        </w:tc>
+      </w:tr>
+      <w:tr>
+        <w:tc>
+          <w:tcPr>
+            <w:tcW w:type="dxa" w:w="1800"/>
+            <w:shd w:fill="F5F6F8" w:val="clear"/>
+            <w:tcMar>
+              <w:top w:type="dxa" w:w="60"/>
+              <w:left w:type="dxa" w:w="100"/>
+              <w:bottom w:type="dxa" w:w="60"/>
+              <w:right w:type="dxa" w:w="100"/>
+            </w:tcMar>
+          </w:tcPr>
+          <w:p>
+            <w:r>
+              <w:rPr>
+                <w:rFonts w:ascii="Calibri" w:cs="Calibri" w:eastAsia="Calibri" w:hAnsi="Calibri"/>
+                <w:b w:val="false"/>
+                <w:bCs w:val="false"/>
+                <w:color w:val="1A1A1A"/>
+                <w:sz w:val="18"/>
+                <w:szCs w:val="18"/>
+              </w:rPr>
+              <w:t xml:space="preserve">reject_reason</w:t>
+            </w:r>
+          </w:p>
+        </w:tc>
+        <w:tc>
+          <w:tcPr>
+            <w:tcW w:type="dxa" w:w="4200"/>
+            <w:shd w:fill="F5F6F8" w:val="clear"/>
+            <w:tcMar>
+              <w:top w:type="dxa" w:w="60"/>
+              <w:left w:type="dxa" w:w="100"/>
+              <w:bottom w:type="dxa" w:w="60"/>
+              <w:right w:type="dxa" w:w="100"/>
+            </w:tcMar>
+          </w:tcPr>
+          <w:p>
+            <w:r>
+              <w:rPr>
+                <w:rFonts w:ascii="Calibri" w:cs="Calibri" w:eastAsia="Calibri" w:hAnsi="Calibri"/>
+                <w:b w:val="false"/>
+                <w:bCs w:val="false"/>
+                <w:color w:val="1A1A1A"/>
+                <w:sz w:val="18"/>
+                <w:szCs w:val="18"/>
+              </w:rPr>
+              <w:t xml:space="preserve">Lý do từ chối (bắt buộc nhập khi từ chối)</w:t>
+            </w:r>
+          </w:p>
+        </w:tc>
+        <w:tc>
+          <w:tcPr>
+            <w:tcW w:type="dxa" w:w="1800"/>
+            <w:shd w:fill="F5F6F8" w:val="clear"/>
+            <w:tcMar>
+              <w:top w:type="dxa" w:w="60"/>
+              <w:left w:type="dxa" w:w="100"/>
+              <w:bottom w:type="dxa" w:w="60"/>
+              <w:right w:type="dxa" w:w="100"/>
+            </w:tcMar>
+          </w:tcPr>
+          <w:p>
+            <w:r>
+              <w:rPr>
+                <w:rFonts w:ascii="Calibri" w:cs="Calibri" w:eastAsia="Calibri" w:hAnsi="Calibri"/>
+                <w:b w:val="false"/>
+                <w:bCs w:val="false"/>
+                <w:color w:val="1A1A1A"/>
+                <w:sz w:val="18"/>
+                <w:szCs w:val="18"/>
+              </w:rPr>
+              <w:t xml:space="preserve">varchar(255)</w:t>
+            </w:r>
+          </w:p>
+        </w:tc>
+        <w:tc>
+          <w:tcPr>
+            <w:tcW w:type="dxa" w:w="2600"/>
+            <w:shd w:fill="F5F6F8" w:val="clear"/>
+            <w:tcMar>
+              <w:top w:type="dxa" w:w="60"/>
+              <w:left w:type="dxa" w:w="100"/>
+              <w:bottom w:type="dxa" w:w="60"/>
+              <w:right w:type="dxa" w:w="100"/>
+            </w:tcMar>
+          </w:tcPr>
+          <w:p>
+            <w:r>
+              <w:rPr>
+                <w:rFonts w:ascii="Calibri" w:cs="Calibri" w:eastAsia="Calibri" w:hAnsi="Calibri"/>
+                <w:b w:val="false"/>
+                <w:bCs w:val="false"/>
+                <w:color w:val="1A1A1A"/>
+                <w:sz w:val="18"/>
+                <w:szCs w:val="18"/>
+              </w:rPr>
+              <w:t xml:space="preserve">NOT NULL</w:t>
+            </w:r>
+          </w:p>
+        </w:tc>
+      </w:tr>
+      <w:tr>
+        <w:tc>
+          <w:tcPr>
+            <w:tcW w:type="dxa" w:w="1800"/>
+            <w:tcMar>
+              <w:top w:type="dxa" w:w="60"/>
+              <w:left w:type="dxa" w:w="100"/>
+              <w:bottom w:type="dxa" w:w="60"/>
+              <w:right w:type="dxa" w:w="100"/>
+            </w:tcMar>
+          </w:tcPr>
+          <w:p>
+            <w:r>
+              <w:rPr>
+                <w:rFonts w:ascii="Calibri" w:cs="Calibri" w:eastAsia="Calibri" w:hAnsi="Calibri"/>
+                <w:b w:val="false"/>
+                <w:bCs w:val="false"/>
+                <w:color w:val="1A1A1A"/>
+                <w:sz w:val="18"/>
+                <w:szCs w:val="18"/>
+              </w:rPr>
+              <w:t xml:space="preserve">reviewed_at</w:t>
+            </w:r>
+          </w:p>
+        </w:tc>
+        <w:tc>
+          <w:tcPr>
+            <w:tcW w:type="dxa" w:w="4200"/>
+            <w:tcMar>
+              <w:top w:type="dxa" w:w="60"/>
+              <w:left w:type="dxa" w:w="100"/>
+              <w:bottom w:type="dxa" w:w="60"/>
+              <w:right w:type="dxa" w:w="100"/>
+            </w:tcMar>
+          </w:tcPr>
+          <w:p>
+            <w:r>
+              <w:rPr>
+                <w:rFonts w:ascii="Calibri" w:cs="Calibri" w:eastAsia="Calibri" w:hAnsi="Calibri"/>
+                <w:b w:val="false"/>
+                <w:bCs w:val="false"/>
+                <w:color w:val="1A1A1A"/>
+                <w:sz w:val="18"/>
+                <w:szCs w:val="18"/>
+              </w:rPr>
+              <w:t xml:space="preserve">Thời điểm được xét duyệt</w:t>
+            </w:r>
+          </w:p>
+        </w:tc>
+        <w:tc>
+          <w:tcPr>
+            <w:tcW w:type="dxa" w:w="1800"/>
+            <w:tcMar>
+              <w:top w:type="dxa" w:w="60"/>
+              <w:left w:type="dxa" w:w="100"/>
+              <w:bottom w:type="dxa" w:w="60"/>
+              <w:right w:type="dxa" w:w="100"/>
+            </w:tcMar>
+          </w:tcPr>
+          <w:p>
+            <w:r>
+              <w:rPr>
+                <w:rFonts w:ascii="Calibri" w:cs="Calibri" w:eastAsia="Calibri" w:hAnsi="Calibri"/>
+                <w:b w:val="false"/>
+                <w:bCs w:val="false"/>
+                <w:color w:val="1A1A1A"/>
+                <w:sz w:val="18"/>
+                <w:szCs w:val="18"/>
+              </w:rPr>
+              <w:t xml:space="preserve">datetime</w:t>
+            </w:r>
+          </w:p>
+        </w:tc>
+        <w:tc>
+          <w:tcPr>
+            <w:tcW w:type="dxa" w:w="2600"/>
+            <w:tcMar>
+              <w:top w:type="dxa" w:w="60"/>
+              <w:left w:type="dxa" w:w="100"/>
+              <w:bottom w:type="dxa" w:w="60"/>
+              <w:right w:type="dxa" w:w="100"/>
+            </w:tcMar>
+          </w:tcPr>
+          <w:p>
+            <w:r>
+              <w:rPr>
+                <w:rFonts w:ascii="Calibri" w:cs="Calibri" w:eastAsia="Calibri" w:hAnsi="Calibri"/>
+                <w:b w:val="false"/>
+                <w:bCs w:val="false"/>
+                <w:color w:val="1A1A1A"/>
+                <w:sz w:val="18"/>
+                <w:szCs w:val="18"/>
+              </w:rPr>
+              <w:t xml:space="preserve">NULL</w:t>
+            </w:r>
+          </w:p>
+        </w:tc>
+      </w:tr>
+      <w:tr>
+        <w:tc>
+          <w:tcPr>
+            <w:tcW w:type="dxa" w:w="1800"/>
+            <w:shd w:fill="F5F6F8" w:val="clear"/>
+            <w:tcMar>
+              <w:top w:type="dxa" w:w="60"/>
+              <w:left w:type="dxa" w:w="100"/>
+              <w:bottom w:type="dxa" w:w="60"/>
+              <w:right w:type="dxa" w:w="100"/>
+            </w:tcMar>
+          </w:tcPr>
+          <w:p>
+            <w:r>
+              <w:rPr>
+                <w:rFonts w:ascii="Calibri" w:cs="Calibri" w:eastAsia="Calibri" w:hAnsi="Calibri"/>
+                <w:b w:val="false"/>
+                <w:bCs w:val="false"/>
+                <w:color w:val="1A1A1A"/>
+                <w:sz w:val="18"/>
+                <w:szCs w:val="18"/>
+              </w:rPr>
+              <w:t xml:space="preserve">created_at</w:t>
+            </w:r>
+          </w:p>
+        </w:tc>
+        <w:tc>
+          <w:tcPr>
+            <w:tcW w:type="dxa" w:w="4200"/>
+            <w:shd w:fill="F5F6F8" w:val="clear"/>
+            <w:tcMar>
+              <w:top w:type="dxa" w:w="60"/>
+              <w:left w:type="dxa" w:w="100"/>
+              <w:bottom w:type="dxa" w:w="60"/>
+              <w:right w:type="dxa" w:w="100"/>
+            </w:tcMar>
+          </w:tcPr>
+          <w:p>
+            <w:r>
+              <w:rPr>
+                <w:rFonts w:ascii="Calibri" w:cs="Calibri" w:eastAsia="Calibri" w:hAnsi="Calibri"/>
+                <w:b w:val="false"/>
+                <w:bCs w:val="false"/>
+                <w:color w:val="1A1A1A"/>
+                <w:sz w:val="18"/>
+                <w:szCs w:val="18"/>
+              </w:rPr>
+              <w:t xml:space="preserve">Thời điểm gửi yêu cầu</w:t>
+            </w:r>
+          </w:p>
+        </w:tc>
+        <w:tc>
+          <w:tcPr>
+            <w:tcW w:type="dxa" w:w="1800"/>
+            <w:shd w:fill="F5F6F8" w:val="clear"/>
+            <w:tcMar>
+              <w:top w:type="dxa" w:w="60"/>
+              <w:left w:type="dxa" w:w="100"/>
+              <w:bottom w:type="dxa" w:w="60"/>
+              <w:right w:type="dxa" w:w="100"/>
+            </w:tcMar>
+          </w:tcPr>
+          <w:p>
+            <w:r>
+              <w:rPr>
+                <w:rFonts w:ascii="Calibri" w:cs="Calibri" w:eastAsia="Calibri" w:hAnsi="Calibri"/>
+                <w:b w:val="false"/>
+                <w:bCs w:val="false"/>
+                <w:color w:val="1A1A1A"/>
+                <w:sz w:val="18"/>
+                <w:szCs w:val="18"/>
+              </w:rPr>
+              <w:t xml:space="preserve">datetime</w:t>
+            </w:r>
+          </w:p>
+        </w:tc>
+        <w:tc>
+          <w:tcPr>
+            <w:tcW w:type="dxa" w:w="2600"/>
+            <w:shd w:fill="F5F6F8" w:val="clear"/>
+            <w:tcMar>
+              <w:top w:type="dxa" w:w="60"/>
+              <w:left w:type="dxa" w:w="100"/>
+              <w:bottom w:type="dxa" w:w="60"/>
+              <w:right w:type="dxa" w:w="100"/>
+            </w:tcMar>
+          </w:tcPr>
+          <w:p>
+            <w:r>
+              <w:rPr>
+                <w:rFonts w:ascii="Calibri" w:cs="Calibri" w:eastAsia="Calibri" w:hAnsi="Calibri"/>
+                <w:b w:val="false"/>
+                <w:bCs w:val="false"/>
+                <w:color w:val="1A1A1A"/>
+                <w:sz w:val="18"/>
+                <w:szCs w:val="18"/>
+              </w:rPr>
+              <w:t xml:space="preserve">NOT NULL</w:t>
+            </w:r>
+          </w:p>
+        </w:tc>
+      </w:tr>
+      <w:tr>
+        <w:tc>
+          <w:tcPr>
+            <w:tcW w:type="dxa" w:w="1800"/>
+            <w:tcMar>
+              <w:top w:type="dxa" w:w="60"/>
+              <w:left w:type="dxa" w:w="100"/>
+              <w:bottom w:type="dxa" w:w="60"/>
+              <w:right w:type="dxa" w:w="100"/>
+            </w:tcMar>
+          </w:tcPr>
+          <w:p>
+            <w:r>
+              <w:rPr>
+                <w:rFonts w:ascii="Calibri" w:cs="Calibri" w:eastAsia="Calibri" w:hAnsi="Calibri"/>
+                <w:b w:val="false"/>
+                <w:bCs w:val="false"/>
+                <w:color w:val="1A1A1A"/>
+                <w:sz w:val="18"/>
+                <w:szCs w:val="18"/>
+              </w:rPr>
+              <w:t xml:space="preserve">group_id</w:t>
+            </w:r>
+          </w:p>
+        </w:tc>
+        <w:tc>
+          <w:tcPr>
+            <w:tcW w:type="dxa" w:w="4200"/>
+            <w:tcMar>
+              <w:top w:type="dxa" w:w="60"/>
+              <w:left w:type="dxa" w:w="100"/>
+              <w:bottom w:type="dxa" w:w="60"/>
+              <w:right w:type="dxa" w:w="100"/>
+            </w:tcMar>
+          </w:tcPr>
+          <w:p>
+            <w:r>
+              <w:rPr>
+                <w:rFonts w:ascii="Calibri" w:cs="Calibri" w:eastAsia="Calibri" w:hAnsi="Calibri"/>
+                <w:b w:val="false"/>
+                <w:bCs w:val="false"/>
+                <w:color w:val="1A1A1A"/>
+                <w:sz w:val="18"/>
+                <w:szCs w:val="18"/>
+              </w:rPr>
+              <w:t xml:space="preserve">Nhóm được xin tham gia</w:t>
+            </w:r>
+          </w:p>
+        </w:tc>
+        <w:tc>
+          <w:tcPr>
+            <w:tcW w:type="dxa" w:w="1800"/>
+            <w:tcMar>
+              <w:top w:type="dxa" w:w="60"/>
+              <w:left w:type="dxa" w:w="100"/>
+              <w:bottom w:type="dxa" w:w="60"/>
+              <w:right w:type="dxa" w:w="100"/>
+            </w:tcMar>
+          </w:tcPr>
+          <w:p>
+            <w:r>
+              <w:rPr>
+                <w:rFonts w:ascii="Calibri" w:cs="Calibri" w:eastAsia="Calibri" w:hAnsi="Calibri"/>
+                <w:b w:val="false"/>
+                <w:bCs w:val="false"/>
+                <w:color w:val="1A1A1A"/>
+                <w:sz w:val="18"/>
+                <w:szCs w:val="18"/>
+              </w:rPr>
+              <w:t xml:space="preserve">bigint</w:t>
+            </w:r>
+          </w:p>
+        </w:tc>
+        <w:tc>
+          <w:tcPr>
+            <w:tcW w:type="dxa" w:w="2600"/>
+            <w:tcMar>
+              <w:top w:type="dxa" w:w="60"/>
+              <w:left w:type="dxa" w:w="100"/>
+              <w:bottom w:type="dxa" w:w="60"/>
+              <w:right w:type="dxa" w:w="100"/>
+            </w:tcMar>
+          </w:tcPr>
+          <w:p>
+            <w:r>
+              <w:rPr>
+                <w:rFonts w:ascii="Calibri" w:cs="Calibri" w:eastAsia="Calibri" w:hAnsi="Calibri"/>
+                <w:b w:val="false"/>
+                <w:bCs w:val="false"/>
+                <w:color w:val="1A1A1A"/>
+                <w:sz w:val="18"/>
+                <w:szCs w:val="18"/>
+              </w:rPr>
+              <w:t xml:space="preserve">NOT NULL, FK → groups_group.id</w:t>
+            </w:r>
+          </w:p>
+        </w:tc>
+      </w:tr>
+      <w:tr>
+        <w:tc>
+          <w:tcPr>
+            <w:tcW w:type="dxa" w:w="1800"/>
+            <w:shd w:fill="F5F6F8" w:val="clear"/>
+            <w:tcMar>
+              <w:top w:type="dxa" w:w="60"/>
+              <w:left w:type="dxa" w:w="100"/>
+              <w:bottom w:type="dxa" w:w="60"/>
+              <w:right w:type="dxa" w:w="100"/>
+            </w:tcMar>
+          </w:tcPr>
+          <w:p>
+            <w:r>
+              <w:rPr>
+                <w:rFonts w:ascii="Calibri" w:cs="Calibri" w:eastAsia="Calibri" w:hAnsi="Calibri"/>
+                <w:b w:val="false"/>
+                <w:bCs w:val="false"/>
+                <w:color w:val="1A1A1A"/>
+                <w:sz w:val="18"/>
+                <w:szCs w:val="18"/>
+              </w:rPr>
+              <w:t xml:space="preserve">reviewed_by_id</w:t>
+            </w:r>
+          </w:p>
+        </w:tc>
+        <w:tc>
+          <w:tcPr>
+            <w:tcW w:type="dxa" w:w="4200"/>
+            <w:shd w:fill="F5F6F8" w:val="clear"/>
+            <w:tcMar>
+              <w:top w:type="dxa" w:w="60"/>
+              <w:left w:type="dxa" w:w="100"/>
+              <w:bottom w:type="dxa" w:w="60"/>
+              <w:right w:type="dxa" w:w="100"/>
+            </w:tcMar>
+          </w:tcPr>
+          <w:p>
+            <w:r>
+              <w:rPr>
+                <w:rFonts w:ascii="Calibri" w:cs="Calibri" w:eastAsia="Calibri" w:hAnsi="Calibri"/>
+                <w:b w:val="false"/>
+                <w:bCs w:val="false"/>
+                <w:color w:val="1A1A1A"/>
+                <w:sz w:val="18"/>
+                <w:szCs w:val="18"/>
+              </w:rPr>
+              <w:t xml:space="preserve">Người xét duyệt (leader/moderator của nhóm)</w:t>
+            </w:r>
+          </w:p>
+        </w:tc>
+        <w:tc>
+          <w:tcPr>
+            <w:tcW w:type="dxa" w:w="1800"/>
+            <w:shd w:fill="F5F6F8" w:val="clear"/>
+            <w:tcMar>
+              <w:top w:type="dxa" w:w="60"/>
+              <w:left w:type="dxa" w:w="100"/>
+              <w:bottom w:type="dxa" w:w="60"/>
+              <w:right w:type="dxa" w:w="100"/>
+            </w:tcMar>
+          </w:tcPr>
+          <w:p>
+            <w:r>
+              <w:rPr>
+                <w:rFonts w:ascii="Calibri" w:cs="Calibri" w:eastAsia="Calibri" w:hAnsi="Calibri"/>
+                <w:b w:val="false"/>
+                <w:bCs w:val="false"/>
+                <w:color w:val="1A1A1A"/>
+                <w:sz w:val="18"/>
+                <w:szCs w:val="18"/>
+              </w:rPr>
+              <w:t xml:space="preserve">bigint</w:t>
+            </w:r>
+          </w:p>
+        </w:tc>
+        <w:tc>
+          <w:tcPr>
+            <w:tcW w:type="dxa" w:w="2600"/>
+            <w:shd w:fill="F5F6F8" w:val="clear"/>
+            <w:tcMar>
+              <w:top w:type="dxa" w:w="60"/>
+              <w:left w:type="dxa" w:w="100"/>
+              <w:bottom w:type="dxa" w:w="60"/>
+              <w:right w:type="dxa" w:w="100"/>
+            </w:tcMar>
+          </w:tcPr>
+          <w:p>
+            <w:r>
+              <w:rPr>
+                <w:rFonts w:ascii="Calibri" w:cs="Calibri" w:eastAsia="Calibri" w:hAnsi="Calibri"/>
+                <w:b w:val="false"/>
+                <w:bCs w:val="false"/>
+                <w:color w:val="1A1A1A"/>
+                <w:sz w:val="18"/>
+                <w:szCs w:val="18"/>
+              </w:rPr>
+              <w:t xml:space="preserve">NULL, FK → accounts_user.id</w:t>
+            </w:r>
+          </w:p>
+        </w:tc>
+      </w:tr>
+      <w:tr>
+        <w:tc>
+          <w:tcPr>
+            <w:tcW w:type="dxa" w:w="1800"/>
+            <w:tcMar>
+              <w:top w:type="dxa" w:w="60"/>
+              <w:left w:type="dxa" w:w="100"/>
+              <w:bottom w:type="dxa" w:w="60"/>
+              <w:right w:type="dxa" w:w="100"/>
+            </w:tcMar>
+          </w:tcPr>
+          <w:p>
+            <w:r>
+              <w:rPr>
+                <w:rFonts w:ascii="Calibri" w:cs="Calibri" w:eastAsia="Calibri" w:hAnsi="Calibri"/>
+                <w:b w:val="false"/>
+                <w:bCs w:val="false"/>
+                <w:color w:val="1A1A1A"/>
+                <w:sz w:val="18"/>
+                <w:szCs w:val="18"/>
+              </w:rPr>
+              <w:t xml:space="preserve">user_id</w:t>
+            </w:r>
+          </w:p>
+        </w:tc>
+        <w:tc>
+          <w:tcPr>
+            <w:tcW w:type="dxa" w:w="4200"/>
+            <w:tcMar>
+              <w:top w:type="dxa" w:w="60"/>
+              <w:left w:type="dxa" w:w="100"/>
+              <w:bottom w:type="dxa" w:w="60"/>
+              <w:right w:type="dxa" w:w="100"/>
+            </w:tcMar>
+          </w:tcPr>
+          <w:p>
+            <w:r>
+              <w:rPr>
+                <w:rFonts w:ascii="Calibri" w:cs="Calibri" w:eastAsia="Calibri" w:hAnsi="Calibri"/>
+                <w:b w:val="false"/>
+                <w:bCs w:val="false"/>
+                <w:color w:val="1A1A1A"/>
+                <w:sz w:val="18"/>
+                <w:szCs w:val="18"/>
+              </w:rPr>
+              <w:t xml:space="preserve">Người gửi yêu cầu</w:t>
+            </w:r>
+          </w:p>
+        </w:tc>
+        <w:tc>
+          <w:tcPr>
+            <w:tcW w:type="dxa" w:w="1800"/>
+            <w:tcMar>
+              <w:top w:type="dxa" w:w="60"/>
+              <w:left w:type="dxa" w:w="100"/>
+              <w:bottom w:type="dxa" w:w="60"/>
+              <w:right w:type="dxa" w:w="100"/>
+            </w:tcMar>
+          </w:tcPr>
+          <w:p>
+            <w:r>
+              <w:rPr>
+                <w:rFonts w:ascii="Calibri" w:cs="Calibri" w:eastAsia="Calibri" w:hAnsi="Calibri"/>
+                <w:b w:val="false"/>
+                <w:bCs w:val="false"/>
+                <w:color w:val="1A1A1A"/>
+                <w:sz w:val="18"/>
+                <w:szCs w:val="18"/>
+              </w:rPr>
+              <w:t xml:space="preserve">bigint</w:t>
+            </w:r>
+          </w:p>
+        </w:tc>
+        <w:tc>
+          <w:tcPr>
+            <w:tcW w:type="dxa" w:w="2600"/>
+            <w:tcMar>
+              <w:top w:type="dxa" w:w="60"/>
+              <w:left w:type="dxa" w:w="100"/>
+              <w:bottom w:type="dxa" w:w="60"/>
+              <w:right w:type="dxa" w:w="100"/>
+            </w:tcMar>
+          </w:tcPr>
+          <w:p>
+            <w:r>
+              <w:rPr>
+                <w:rFonts w:ascii="Calibri" w:cs="Calibri" w:eastAsia="Calibri" w:hAnsi="Calibri"/>
+                <w:b w:val="false"/>
+                <w:bCs w:val="false"/>
+                <w:color w:val="1A1A1A"/>
+                <w:sz w:val="18"/>
+                <w:szCs w:val="18"/>
+              </w:rPr>
+              <w:t xml:space="preserve">NOT NULL, FK → accounts_user.id</w:t>
+            </w:r>
+          </w:p>
+        </w:tc>
+      </w:tr>
+    </w:tbl>
+    <w:p>
+      <w:pPr>
+        <w:spacing w:after="80"/>
+      </w:pPr>
+    </w:p>
+    <w:p>
+      <w:pPr>
+        <w:pStyle w:val="Heading2"/>
+        <w:spacing w:after="120" w:before="360"/>
+      </w:pPr>
+      <w:r>
+        <w:rPr>
+          <w:b/>
+          <w:bCs/>
+          <w:color w:val="10233F"/>
+        </w:rPr>
+        <w:t xml:space="preserve">13. </w:t>
+      </w:r>
+      <w:r>
+        <w:rPr>
+          <w:rFonts w:ascii="Consolas" w:cs="Consolas" w:eastAsia="Consolas" w:hAnsi="Consolas"/>
+          <w:b/>
+          <w:bCs/>
+          <w:color w:val="10233F"/>
+        </w:rPr>
+        <w:t xml:space="preserve">groups_groupinvitation</w:t>
+      </w:r>
+      <w:r>
+        <w:rPr>
+          <w:b/>
+          <w:bCs/>
+          <w:color w:val="10233F"/>
+        </w:rPr>
+        <w:t xml:space="preserve">  —  Lời mời tham gia nhóm</w:t>
+      </w:r>
+    </w:p>
+    <w:tbl>
+      <w:tblPr>
+        <w:tblW w:type="dxa" w:w="10400"/>
+        <w:tblBorders>
+          <w:top w:val="single" w:color="auto" w:sz="4"/>
+          <w:left w:val="single" w:color="auto" w:sz="4"/>
+          <w:bottom w:val="single" w:color="auto" w:sz="4"/>
+          <w:right w:val="single" w:color="auto" w:sz="4"/>
+          <w:insideH w:val="single" w:color="auto" w:sz="4"/>
+          <w:insideV w:val="single" w:color="auto" w:sz="4"/>
+        </w:tblBorders>
+      </w:tblPr>
+      <w:tblGrid>
+        <w:gridCol w:w="1800"/>
+        <w:gridCol w:w="4200"/>
+        <w:gridCol w:w="1800"/>
+        <w:gridCol w:w="2600"/>
+      </w:tblGrid>
+      <w:tr>
+        <w:trPr>
+          <w:tblHeader/>
+        </w:trPr>
+        <w:tc>
+          <w:tcPr>
+            <w:tcW w:type="dxa" w:w="1800"/>
+            <w:shd w:fill="10233F" w:val="clear"/>
+            <w:tcMar>
+              <w:top w:type="dxa" w:w="60"/>
+              <w:left w:type="dxa" w:w="100"/>
+              <w:bottom w:type="dxa" w:w="60"/>
+              <w:right w:type="dxa" w:w="100"/>
+            </w:tcMar>
+          </w:tcPr>
+          <w:p>
+            <w:r>
+              <w:rPr>
+                <w:rFonts w:ascii="Calibri" w:cs="Calibri" w:eastAsia="Calibri" w:hAnsi="Calibri"/>
+                <w:b/>
+                <w:bCs/>
+                <w:color w:val="FFFFFF"/>
+                <w:sz w:val="19"/>
+                <w:szCs w:val="19"/>
+              </w:rPr>
+              <w:t xml:space="preserve">Thuộc tính</w:t>
+            </w:r>
+          </w:p>
+        </w:tc>
+        <w:tc>
+          <w:tcPr>
+            <w:tcW w:type="dxa" w:w="4200"/>
+            <w:shd w:fill="10233F" w:val="clear"/>
+            <w:tcMar>
+              <w:top w:type="dxa" w:w="60"/>
+              <w:left w:type="dxa" w:w="100"/>
+              <w:bottom w:type="dxa" w:w="60"/>
+              <w:right w:type="dxa" w:w="100"/>
+            </w:tcMar>
+          </w:tcPr>
+          <w:p>
+            <w:r>
+              <w:rPr>
+                <w:rFonts w:ascii="Calibri" w:cs="Calibri" w:eastAsia="Calibri" w:hAnsi="Calibri"/>
+                <w:b/>
+                <w:bCs/>
+                <w:color w:val="FFFFFF"/>
+                <w:sz w:val="19"/>
+                <w:szCs w:val="19"/>
+              </w:rPr>
+              <w:t xml:space="preserve">Diễn giải</w:t>
+            </w:r>
+          </w:p>
+        </w:tc>
+        <w:tc>
+          <w:tcPr>
+            <w:tcW w:type="dxa" w:w="1800"/>
+            <w:shd w:fill="10233F" w:val="clear"/>
+            <w:tcMar>
+              <w:top w:type="dxa" w:w="60"/>
+              <w:left w:type="dxa" w:w="100"/>
+              <w:bottom w:type="dxa" w:w="60"/>
+              <w:right w:type="dxa" w:w="100"/>
+            </w:tcMar>
+          </w:tcPr>
+          <w:p>
+            <w:r>
+              <w:rPr>
+                <w:rFonts w:ascii="Calibri" w:cs="Calibri" w:eastAsia="Calibri" w:hAnsi="Calibri"/>
+                <w:b/>
+                <w:bCs/>
+                <w:color w:val="FFFFFF"/>
+                <w:sz w:val="19"/>
+                <w:szCs w:val="19"/>
+              </w:rPr>
+              <w:t xml:space="preserve">Kiểu dữ liệu</w:t>
+            </w:r>
+          </w:p>
+        </w:tc>
+        <w:tc>
+          <w:tcPr>
+            <w:tcW w:type="dxa" w:w="2600"/>
+            <w:shd w:fill="10233F" w:val="clear"/>
+            <w:tcMar>
+              <w:top w:type="dxa" w:w="60"/>
+              <w:left w:type="dxa" w:w="100"/>
+              <w:bottom w:type="dxa" w:w="60"/>
+              <w:right w:type="dxa" w:w="100"/>
+            </w:tcMar>
+          </w:tcPr>
+          <w:p>
+            <w:r>
+              <w:rPr>
+                <w:rFonts w:ascii="Calibri" w:cs="Calibri" w:eastAsia="Calibri" w:hAnsi="Calibri"/>
+                <w:b/>
+                <w:bCs/>
+                <w:color w:val="FFFFFF"/>
+                <w:sz w:val="19"/>
+                <w:szCs w:val="19"/>
+              </w:rPr>
+              <w:t xml:space="preserve">Ràng buộc</w:t>
+            </w:r>
+          </w:p>
+        </w:tc>
+      </w:tr>
+      <w:tr>
+        <w:tc>
+          <w:tcPr>
+            <w:tcW w:type="dxa" w:w="1800"/>
+            <w:tcMar>
+              <w:top w:type="dxa" w:w="60"/>
+              <w:left w:type="dxa" w:w="100"/>
+              <w:bottom w:type="dxa" w:w="60"/>
+              <w:right w:type="dxa" w:w="100"/>
+            </w:tcMar>
+          </w:tcPr>
+          <w:p>
+            <w:r>
+              <w:rPr>
+                <w:rFonts w:ascii="Calibri" w:cs="Calibri" w:eastAsia="Calibri" w:hAnsi="Calibri"/>
+                <w:b w:val="false"/>
+                <w:bCs w:val="false"/>
+                <w:color w:val="1A1A1A"/>
+                <w:sz w:val="18"/>
+                <w:szCs w:val="18"/>
+              </w:rPr>
+              <w:t xml:space="preserve">id</w:t>
+            </w:r>
+          </w:p>
+        </w:tc>
+        <w:tc>
+          <w:tcPr>
+            <w:tcW w:type="dxa" w:w="4200"/>
+            <w:tcMar>
+              <w:top w:type="dxa" w:w="60"/>
+              <w:left w:type="dxa" w:w="100"/>
+              <w:bottom w:type="dxa" w:w="60"/>
+              <w:right w:type="dxa" w:w="100"/>
+            </w:tcMar>
+          </w:tcPr>
+          <w:p>
+            <w:r>
+              <w:rPr>
+                <w:rFonts w:ascii="Calibri" w:cs="Calibri" w:eastAsia="Calibri" w:hAnsi="Calibri"/>
+                <w:b w:val="false"/>
+                <w:bCs w:val="false"/>
+                <w:color w:val="1A1A1A"/>
+                <w:sz w:val="18"/>
+                <w:szCs w:val="18"/>
+              </w:rPr>
+              <w:t xml:space="preserve">Mã định danh lời mời</w:t>
+            </w:r>
+          </w:p>
+        </w:tc>
+        <w:tc>
+          <w:tcPr>
+            <w:tcW w:type="dxa" w:w="1800"/>
+            <w:tcMar>
+              <w:top w:type="dxa" w:w="60"/>
+              <w:left w:type="dxa" w:w="100"/>
+              <w:bottom w:type="dxa" w:w="60"/>
+              <w:right w:type="dxa" w:w="100"/>
+            </w:tcMar>
+          </w:tcPr>
+          <w:p>
+            <w:r>
+              <w:rPr>
+                <w:rFonts w:ascii="Calibri" w:cs="Calibri" w:eastAsia="Calibri" w:hAnsi="Calibri"/>
+                <w:b w:val="false"/>
+                <w:bCs w:val="false"/>
+                <w:color w:val="1A1A1A"/>
+                <w:sz w:val="18"/>
+                <w:szCs w:val="18"/>
+              </w:rPr>
+              <w:t xml:space="preserve">integer</w:t>
+            </w:r>
+          </w:p>
+        </w:tc>
+        <w:tc>
+          <w:tcPr>
+            <w:tcW w:type="dxa" w:w="2600"/>
+            <w:tcMar>
+              <w:top w:type="dxa" w:w="60"/>
+              <w:left w:type="dxa" w:w="100"/>
+              <w:bottom w:type="dxa" w:w="60"/>
+              <w:right w:type="dxa" w:w="100"/>
+            </w:tcMar>
+          </w:tcPr>
+          <w:p>
+            <w:r>
+              <w:rPr>
+                <w:rFonts w:ascii="Calibri" w:cs="Calibri" w:eastAsia="Calibri" w:hAnsi="Calibri"/>
+                <w:b w:val="false"/>
+                <w:bCs w:val="false"/>
+                <w:color w:val="1A1A1A"/>
+                <w:sz w:val="18"/>
+                <w:szCs w:val="18"/>
+              </w:rPr>
+              <w:t xml:space="preserve">PK, tự tăng</w:t>
+            </w:r>
+          </w:p>
+        </w:tc>
+      </w:tr>
+      <w:tr>
+        <w:tc>
+          <w:tcPr>
+            <w:tcW w:type="dxa" w:w="1800"/>
+            <w:shd w:fill="F5F6F8" w:val="clear"/>
+            <w:tcMar>
+              <w:top w:type="dxa" w:w="60"/>
+              <w:left w:type="dxa" w:w="100"/>
+              <w:bottom w:type="dxa" w:w="60"/>
+              <w:right w:type="dxa" w:w="100"/>
+            </w:tcMar>
+          </w:tcPr>
+          <w:p>
+            <w:r>
+              <w:rPr>
+                <w:rFonts w:ascii="Calibri" w:cs="Calibri" w:eastAsia="Calibri" w:hAnsi="Calibri"/>
+                <w:b w:val="false"/>
+                <w:bCs w:val="false"/>
+                <w:color w:val="1A1A1A"/>
+                <w:sz w:val="18"/>
+                <w:szCs w:val="18"/>
+              </w:rPr>
+              <w:t xml:space="preserve">status</w:t>
+            </w:r>
+          </w:p>
+        </w:tc>
+        <w:tc>
+          <w:tcPr>
+            <w:tcW w:type="dxa" w:w="4200"/>
+            <w:shd w:fill="F5F6F8" w:val="clear"/>
+            <w:tcMar>
+              <w:top w:type="dxa" w:w="60"/>
+              <w:left w:type="dxa" w:w="100"/>
+              <w:bottom w:type="dxa" w:w="60"/>
+              <w:right w:type="dxa" w:w="100"/>
+            </w:tcMar>
+          </w:tcPr>
+          <w:p>
+            <w:r>
+              <w:rPr>
+                <w:rFonts w:ascii="Calibri" w:cs="Calibri" w:eastAsia="Calibri" w:hAnsi="Calibri"/>
+                <w:b w:val="false"/>
+                <w:bCs w:val="false"/>
+                <w:color w:val="1A1A1A"/>
+                <w:sz w:val="18"/>
+                <w:szCs w:val="18"/>
+              </w:rPr>
+              <w:t xml:space="preserve">Trạng thái: pending/accepted/declined</w:t>
+            </w:r>
+          </w:p>
+        </w:tc>
+        <w:tc>
+          <w:tcPr>
+            <w:tcW w:type="dxa" w:w="1800"/>
+            <w:shd w:fill="F5F6F8" w:val="clear"/>
+            <w:tcMar>
+              <w:top w:type="dxa" w:w="60"/>
+              <w:left w:type="dxa" w:w="100"/>
+              <w:bottom w:type="dxa" w:w="60"/>
+              <w:right w:type="dxa" w:w="100"/>
+            </w:tcMar>
+          </w:tcPr>
+          <w:p>
+            <w:r>
+              <w:rPr>
+                <w:rFonts w:ascii="Calibri" w:cs="Calibri" w:eastAsia="Calibri" w:hAnsi="Calibri"/>
+                <w:b w:val="false"/>
+                <w:bCs w:val="false"/>
+                <w:color w:val="1A1A1A"/>
+                <w:sz w:val="18"/>
+                <w:szCs w:val="18"/>
+              </w:rPr>
+              <w:t xml:space="preserve">varchar(20)</w:t>
+            </w:r>
+          </w:p>
+        </w:tc>
+        <w:tc>
+          <w:tcPr>
+            <w:tcW w:type="dxa" w:w="2600"/>
+            <w:shd w:fill="F5F6F8" w:val="clear"/>
+            <w:tcMar>
+              <w:top w:type="dxa" w:w="60"/>
+              <w:left w:type="dxa" w:w="100"/>
+              <w:bottom w:type="dxa" w:w="60"/>
+              <w:right w:type="dxa" w:w="100"/>
+            </w:tcMar>
+          </w:tcPr>
+          <w:p>
+            <w:r>
+              <w:rPr>
+                <w:rFonts w:ascii="Calibri" w:cs="Calibri" w:eastAsia="Calibri" w:hAnsi="Calibri"/>
+                <w:b w:val="false"/>
+                <w:bCs w:val="false"/>
+                <w:color w:val="1A1A1A"/>
+                <w:sz w:val="18"/>
+                <w:szCs w:val="18"/>
+              </w:rPr>
+              <w:t xml:space="preserve">NOT NULL</w:t>
+            </w:r>
+          </w:p>
+        </w:tc>
+      </w:tr>
+      <w:tr>
+        <w:tc>
+          <w:tcPr>
+            <w:tcW w:type="dxa" w:w="1800"/>
+            <w:tcMar>
+              <w:top w:type="dxa" w:w="60"/>
+              <w:left w:type="dxa" w:w="100"/>
+              <w:bottom w:type="dxa" w:w="60"/>
+              <w:right w:type="dxa" w:w="100"/>
+            </w:tcMar>
+          </w:tcPr>
+          <w:p>
+            <w:r>
+              <w:rPr>
+                <w:rFonts w:ascii="Calibri" w:cs="Calibri" w:eastAsia="Calibri" w:hAnsi="Calibri"/>
+                <w:b w:val="false"/>
+                <w:bCs w:val="false"/>
+                <w:color w:val="1A1A1A"/>
+                <w:sz w:val="18"/>
+                <w:szCs w:val="18"/>
+              </w:rPr>
+              <w:t xml:space="preserve">created_at</w:t>
+            </w:r>
+          </w:p>
+        </w:tc>
+        <w:tc>
+          <w:tcPr>
+            <w:tcW w:type="dxa" w:w="4200"/>
+            <w:tcMar>
+              <w:top w:type="dxa" w:w="60"/>
+              <w:left w:type="dxa" w:w="100"/>
+              <w:bottom w:type="dxa" w:w="60"/>
+              <w:right w:type="dxa" w:w="100"/>
+            </w:tcMar>
+          </w:tcPr>
+          <w:p>
+            <w:r>
+              <w:rPr>
+                <w:rFonts w:ascii="Calibri" w:cs="Calibri" w:eastAsia="Calibri" w:hAnsi="Calibri"/>
+                <w:b w:val="false"/>
+                <w:bCs w:val="false"/>
+                <w:color w:val="1A1A1A"/>
+                <w:sz w:val="18"/>
+                <w:szCs w:val="18"/>
+              </w:rPr>
+              <w:t xml:space="preserve">Thời điểm gửi lời mời</w:t>
+            </w:r>
+          </w:p>
+        </w:tc>
+        <w:tc>
+          <w:tcPr>
+            <w:tcW w:type="dxa" w:w="1800"/>
+            <w:tcMar>
+              <w:top w:type="dxa" w:w="60"/>
+              <w:left w:type="dxa" w:w="100"/>
+              <w:bottom w:type="dxa" w:w="60"/>
+              <w:right w:type="dxa" w:w="100"/>
+            </w:tcMar>
+          </w:tcPr>
+          <w:p>
+            <w:r>
+              <w:rPr>
+                <w:rFonts w:ascii="Calibri" w:cs="Calibri" w:eastAsia="Calibri" w:hAnsi="Calibri"/>
+                <w:b w:val="false"/>
+                <w:bCs w:val="false"/>
+                <w:color w:val="1A1A1A"/>
+                <w:sz w:val="18"/>
+                <w:szCs w:val="18"/>
+              </w:rPr>
+              <w:t xml:space="preserve">datetime</w:t>
+            </w:r>
+          </w:p>
+        </w:tc>
+        <w:tc>
+          <w:tcPr>
+            <w:tcW w:type="dxa" w:w="2600"/>
+            <w:tcMar>
+              <w:top w:type="dxa" w:w="60"/>
+              <w:left w:type="dxa" w:w="100"/>
+              <w:bottom w:type="dxa" w:w="60"/>
+              <w:right w:type="dxa" w:w="100"/>
+            </w:tcMar>
+          </w:tcPr>
+          <w:p>
+            <w:r>
+              <w:rPr>
+                <w:rFonts w:ascii="Calibri" w:cs="Calibri" w:eastAsia="Calibri" w:hAnsi="Calibri"/>
+                <w:b w:val="false"/>
+                <w:bCs w:val="false"/>
+                <w:color w:val="1A1A1A"/>
+                <w:sz w:val="18"/>
+                <w:szCs w:val="18"/>
+              </w:rPr>
+              <w:t xml:space="preserve">NOT NULL</w:t>
+            </w:r>
+          </w:p>
+        </w:tc>
+      </w:tr>
+      <w:tr>
+        <w:tc>
+          <w:tcPr>
+            <w:tcW w:type="dxa" w:w="1800"/>
+            <w:shd w:fill="F5F6F8" w:val="clear"/>
+            <w:tcMar>
+              <w:top w:type="dxa" w:w="60"/>
+              <w:left w:type="dxa" w:w="100"/>
+              <w:bottom w:type="dxa" w:w="60"/>
+              <w:right w:type="dxa" w:w="100"/>
+            </w:tcMar>
+          </w:tcPr>
+          <w:p>
+            <w:r>
+              <w:rPr>
+                <w:rFonts w:ascii="Calibri" w:cs="Calibri" w:eastAsia="Calibri" w:hAnsi="Calibri"/>
+                <w:b w:val="false"/>
+                <w:bCs w:val="false"/>
+                <w:color w:val="1A1A1A"/>
+                <w:sz w:val="18"/>
+                <w:szCs w:val="18"/>
+              </w:rPr>
+              <w:t xml:space="preserve">responded_at</w:t>
+            </w:r>
+          </w:p>
+        </w:tc>
+        <w:tc>
+          <w:tcPr>
+            <w:tcW w:type="dxa" w:w="4200"/>
+            <w:shd w:fill="F5F6F8" w:val="clear"/>
+            <w:tcMar>
+              <w:top w:type="dxa" w:w="60"/>
+              <w:left w:type="dxa" w:w="100"/>
+              <w:bottom w:type="dxa" w:w="60"/>
+              <w:right w:type="dxa" w:w="100"/>
+            </w:tcMar>
+          </w:tcPr>
+          <w:p>
+            <w:r>
+              <w:rPr>
+                <w:rFonts w:ascii="Calibri" w:cs="Calibri" w:eastAsia="Calibri" w:hAnsi="Calibri"/>
+                <w:b w:val="false"/>
+                <w:bCs w:val="false"/>
+                <w:color w:val="1A1A1A"/>
+                <w:sz w:val="18"/>
+                <w:szCs w:val="18"/>
+              </w:rPr>
+              <w:t xml:space="preserve">Thời điểm người được mời phản hồi</w:t>
+            </w:r>
+          </w:p>
+        </w:tc>
+        <w:tc>
+          <w:tcPr>
+            <w:tcW w:type="dxa" w:w="1800"/>
+            <w:shd w:fill="F5F6F8" w:val="clear"/>
+            <w:tcMar>
+              <w:top w:type="dxa" w:w="60"/>
+              <w:left w:type="dxa" w:w="100"/>
+              <w:bottom w:type="dxa" w:w="60"/>
+              <w:right w:type="dxa" w:w="100"/>
+            </w:tcMar>
+          </w:tcPr>
+          <w:p>
+            <w:r>
+              <w:rPr>
+                <w:rFonts w:ascii="Calibri" w:cs="Calibri" w:eastAsia="Calibri" w:hAnsi="Calibri"/>
+                <w:b w:val="false"/>
+                <w:bCs w:val="false"/>
+                <w:color w:val="1A1A1A"/>
+                <w:sz w:val="18"/>
+                <w:szCs w:val="18"/>
+              </w:rPr>
+              <w:t xml:space="preserve">datetime</w:t>
+            </w:r>
+          </w:p>
+        </w:tc>
+        <w:tc>
+          <w:tcPr>
+            <w:tcW w:type="dxa" w:w="2600"/>
+            <w:shd w:fill="F5F6F8" w:val="clear"/>
+            <w:tcMar>
+              <w:top w:type="dxa" w:w="60"/>
+              <w:left w:type="dxa" w:w="100"/>
+              <w:bottom w:type="dxa" w:w="60"/>
+              <w:right w:type="dxa" w:w="100"/>
+            </w:tcMar>
+          </w:tcPr>
+          <w:p>
+            <w:r>
+              <w:rPr>
+                <w:rFonts w:ascii="Calibri" w:cs="Calibri" w:eastAsia="Calibri" w:hAnsi="Calibri"/>
+                <w:b w:val="false"/>
+                <w:bCs w:val="false"/>
+                <w:color w:val="1A1A1A"/>
+                <w:sz w:val="18"/>
+                <w:szCs w:val="18"/>
+              </w:rPr>
+              <w:t xml:space="preserve">NULL</w:t>
+            </w:r>
+          </w:p>
+        </w:tc>
+      </w:tr>
+      <w:tr>
+        <w:tc>
+          <w:tcPr>
+            <w:tcW w:type="dxa" w:w="1800"/>
+            <w:tcMar>
+              <w:top w:type="dxa" w:w="60"/>
+              <w:left w:type="dxa" w:w="100"/>
+              <w:bottom w:type="dxa" w:w="60"/>
+              <w:right w:type="dxa" w:w="100"/>
+            </w:tcMar>
+          </w:tcPr>
+          <w:p>
+            <w:r>
+              <w:rPr>
+                <w:rFonts w:ascii="Calibri" w:cs="Calibri" w:eastAsia="Calibri" w:hAnsi="Calibri"/>
+                <w:b w:val="false"/>
+                <w:bCs w:val="false"/>
+                <w:color w:val="1A1A1A"/>
+                <w:sz w:val="18"/>
+                <w:szCs w:val="18"/>
+              </w:rPr>
+              <w:t xml:space="preserve">group_id</w:t>
+            </w:r>
+          </w:p>
+        </w:tc>
+        <w:tc>
+          <w:tcPr>
+            <w:tcW w:type="dxa" w:w="4200"/>
+            <w:tcMar>
+              <w:top w:type="dxa" w:w="60"/>
+              <w:left w:type="dxa" w:w="100"/>
+              <w:bottom w:type="dxa" w:w="60"/>
+              <w:right w:type="dxa" w:w="100"/>
+            </w:tcMar>
+          </w:tcPr>
+          <w:p>
+            <w:r>
+              <w:rPr>
+                <w:rFonts w:ascii="Calibri" w:cs="Calibri" w:eastAsia="Calibri" w:hAnsi="Calibri"/>
+                <w:b w:val="false"/>
+                <w:bCs w:val="false"/>
+                <w:color w:val="1A1A1A"/>
+                <w:sz w:val="18"/>
+                <w:szCs w:val="18"/>
+              </w:rPr>
+              <w:t xml:space="preserve">Nhóm gửi lời mời</w:t>
+            </w:r>
+          </w:p>
+        </w:tc>
+        <w:tc>
+          <w:tcPr>
+            <w:tcW w:type="dxa" w:w="1800"/>
+            <w:tcMar>
+              <w:top w:type="dxa" w:w="60"/>
+              <w:left w:type="dxa" w:w="100"/>
+              <w:bottom w:type="dxa" w:w="60"/>
+              <w:right w:type="dxa" w:w="100"/>
+            </w:tcMar>
+          </w:tcPr>
+          <w:p>
+            <w:r>
+              <w:rPr>
+                <w:rFonts w:ascii="Calibri" w:cs="Calibri" w:eastAsia="Calibri" w:hAnsi="Calibri"/>
+                <w:b w:val="false"/>
+                <w:bCs w:val="false"/>
+                <w:color w:val="1A1A1A"/>
+                <w:sz w:val="18"/>
+                <w:szCs w:val="18"/>
+              </w:rPr>
+              <w:t xml:space="preserve">bigint</w:t>
+            </w:r>
+          </w:p>
+        </w:tc>
+        <w:tc>
+          <w:tcPr>
+            <w:tcW w:type="dxa" w:w="2600"/>
+            <w:tcMar>
+              <w:top w:type="dxa" w:w="60"/>
+              <w:left w:type="dxa" w:w="100"/>
+              <w:bottom w:type="dxa" w:w="60"/>
+              <w:right w:type="dxa" w:w="100"/>
+            </w:tcMar>
+          </w:tcPr>
+          <w:p>
+            <w:r>
+              <w:rPr>
+                <w:rFonts w:ascii="Calibri" w:cs="Calibri" w:eastAsia="Calibri" w:hAnsi="Calibri"/>
+                <w:b w:val="false"/>
+                <w:bCs w:val="false"/>
+                <w:color w:val="1A1A1A"/>
+                <w:sz w:val="18"/>
+                <w:szCs w:val="18"/>
+              </w:rPr>
+              <w:t xml:space="preserve">NOT NULL, FK → groups_group.id</w:t>
+            </w:r>
+          </w:p>
+        </w:tc>
+      </w:tr>
+      <w:tr>
+        <w:tc>
+          <w:tcPr>
+            <w:tcW w:type="dxa" w:w="1800"/>
+            <w:shd w:fill="F5F6F8" w:val="clear"/>
+            <w:tcMar>
+              <w:top w:type="dxa" w:w="60"/>
+              <w:left w:type="dxa" w:w="100"/>
+              <w:bottom w:type="dxa" w:w="60"/>
+              <w:right w:type="dxa" w:w="100"/>
+            </w:tcMar>
+          </w:tcPr>
+          <w:p>
+            <w:r>
+              <w:rPr>
+                <w:rFonts w:ascii="Calibri" w:cs="Calibri" w:eastAsia="Calibri" w:hAnsi="Calibri"/>
+                <w:b w:val="false"/>
+                <w:bCs w:val="false"/>
+                <w:color w:val="1A1A1A"/>
+                <w:sz w:val="18"/>
+                <w:szCs w:val="18"/>
+              </w:rPr>
+              <w:t xml:space="preserve">invited_by_id</w:t>
+            </w:r>
+          </w:p>
+        </w:tc>
+        <w:tc>
+          <w:tcPr>
+            <w:tcW w:type="dxa" w:w="4200"/>
+            <w:shd w:fill="F5F6F8" w:val="clear"/>
+            <w:tcMar>
+              <w:top w:type="dxa" w:w="60"/>
+              <w:left w:type="dxa" w:w="100"/>
+              <w:bottom w:type="dxa" w:w="60"/>
+              <w:right w:type="dxa" w:w="100"/>
+            </w:tcMar>
+          </w:tcPr>
+          <w:p>
+            <w:r>
+              <w:rPr>
+                <w:rFonts w:ascii="Calibri" w:cs="Calibri" w:eastAsia="Calibri" w:hAnsi="Calibri"/>
+                <w:b w:val="false"/>
+                <w:bCs w:val="false"/>
+                <w:color w:val="1A1A1A"/>
+                <w:sz w:val="18"/>
+                <w:szCs w:val="18"/>
+              </w:rPr>
+              <w:t xml:space="preserve">Người gửi lời mời (leader/moderator của nhóm)</w:t>
+            </w:r>
+          </w:p>
+        </w:tc>
+        <w:tc>
+          <w:tcPr>
+            <w:tcW w:type="dxa" w:w="1800"/>
+            <w:shd w:fill="F5F6F8" w:val="clear"/>
+            <w:tcMar>
+              <w:top w:type="dxa" w:w="60"/>
+              <w:left w:type="dxa" w:w="100"/>
+              <w:bottom w:type="dxa" w:w="60"/>
+              <w:right w:type="dxa" w:w="100"/>
+            </w:tcMar>
+          </w:tcPr>
+          <w:p>
+            <w:r>
+              <w:rPr>
+                <w:rFonts w:ascii="Calibri" w:cs="Calibri" w:eastAsia="Calibri" w:hAnsi="Calibri"/>
+                <w:b w:val="false"/>
+                <w:bCs w:val="false"/>
+                <w:color w:val="1A1A1A"/>
+                <w:sz w:val="18"/>
+                <w:szCs w:val="18"/>
+              </w:rPr>
+              <w:t xml:space="preserve">bigint</w:t>
+            </w:r>
+          </w:p>
+        </w:tc>
+        <w:tc>
+          <w:tcPr>
+            <w:tcW w:type="dxa" w:w="2600"/>
+            <w:shd w:fill="F5F6F8" w:val="clear"/>
+            <w:tcMar>
+              <w:top w:type="dxa" w:w="60"/>
+              <w:left w:type="dxa" w:w="100"/>
+              <w:bottom w:type="dxa" w:w="60"/>
+              <w:right w:type="dxa" w:w="100"/>
+            </w:tcMar>
+          </w:tcPr>
+          <w:p>
+            <w:r>
+              <w:rPr>
+                <w:rFonts w:ascii="Calibri" w:cs="Calibri" w:eastAsia="Calibri" w:hAnsi="Calibri"/>
+                <w:b w:val="false"/>
+                <w:bCs w:val="false"/>
+                <w:color w:val="1A1A1A"/>
+                <w:sz w:val="18"/>
+                <w:szCs w:val="18"/>
+              </w:rPr>
+              <w:t xml:space="preserve">NULL, FK → accounts_user.id</w:t>
+            </w:r>
+          </w:p>
+        </w:tc>
+      </w:tr>
+      <w:tr>
+        <w:tc>
+          <w:tcPr>
+            <w:tcW w:type="dxa" w:w="1800"/>
+            <w:tcMar>
+              <w:top w:type="dxa" w:w="60"/>
+              <w:left w:type="dxa" w:w="100"/>
+              <w:bottom w:type="dxa" w:w="60"/>
+              <w:right w:type="dxa" w:w="100"/>
+            </w:tcMar>
+          </w:tcPr>
+          <w:p>
+            <w:r>
+              <w:rPr>
+                <w:rFonts w:ascii="Calibri" w:cs="Calibri" w:eastAsia="Calibri" w:hAnsi="Calibri"/>
+                <w:b w:val="false"/>
+                <w:bCs w:val="false"/>
+                <w:color w:val="1A1A1A"/>
+                <w:sz w:val="18"/>
+                <w:szCs w:val="18"/>
+              </w:rPr>
+              <w:t xml:space="preserve">invited_user_id</w:t>
+            </w:r>
+          </w:p>
+        </w:tc>
+        <w:tc>
+          <w:tcPr>
+            <w:tcW w:type="dxa" w:w="4200"/>
+            <w:tcMar>
+              <w:top w:type="dxa" w:w="60"/>
+              <w:left w:type="dxa" w:w="100"/>
+              <w:bottom w:type="dxa" w:w="60"/>
+              <w:right w:type="dxa" w:w="100"/>
+            </w:tcMar>
+          </w:tcPr>
+          <w:p>
+            <w:r>
+              <w:rPr>
+                <w:rFonts w:ascii="Calibri" w:cs="Calibri" w:eastAsia="Calibri" w:hAnsi="Calibri"/>
+                <w:b w:val="false"/>
+                <w:bCs w:val="false"/>
+                <w:color w:val="1A1A1A"/>
+                <w:sz w:val="18"/>
+                <w:szCs w:val="18"/>
+              </w:rPr>
+              <w:t xml:space="preserve">Người được mời</w:t>
+            </w:r>
+          </w:p>
+        </w:tc>
+        <w:tc>
+          <w:tcPr>
+            <w:tcW w:type="dxa" w:w="1800"/>
+            <w:tcMar>
+              <w:top w:type="dxa" w:w="60"/>
+              <w:left w:type="dxa" w:w="100"/>
+              <w:bottom w:type="dxa" w:w="60"/>
+              <w:right w:type="dxa" w:w="100"/>
+            </w:tcMar>
+          </w:tcPr>
+          <w:p>
+            <w:r>
+              <w:rPr>
+                <w:rFonts w:ascii="Calibri" w:cs="Calibri" w:eastAsia="Calibri" w:hAnsi="Calibri"/>
+                <w:b w:val="false"/>
+                <w:bCs w:val="false"/>
+                <w:color w:val="1A1A1A"/>
+                <w:sz w:val="18"/>
+                <w:szCs w:val="18"/>
+              </w:rPr>
+              <w:t xml:space="preserve">bigint</w:t>
+            </w:r>
+          </w:p>
+        </w:tc>
+        <w:tc>
+          <w:tcPr>
+            <w:tcW w:type="dxa" w:w="2600"/>
+            <w:tcMar>
+              <w:top w:type="dxa" w:w="60"/>
+              <w:left w:type="dxa" w:w="100"/>
+              <w:bottom w:type="dxa" w:w="60"/>
+              <w:right w:type="dxa" w:w="100"/>
+            </w:tcMar>
+          </w:tcPr>
+          <w:p>
+            <w:r>
+              <w:rPr>
+                <w:rFonts w:ascii="Calibri" w:cs="Calibri" w:eastAsia="Calibri" w:hAnsi="Calibri"/>
+                <w:b w:val="false"/>
+                <w:bCs w:val="false"/>
+                <w:color w:val="1A1A1A"/>
+                <w:sz w:val="18"/>
+                <w:szCs w:val="18"/>
+              </w:rPr>
+              <w:t xml:space="preserve">NOT NULL, FK → accounts_user.id</w:t>
+            </w:r>
+          </w:p>
+        </w:tc>
+      </w:tr>
+    </w:tbl>
+    <w:p>
+      <w:pPr>
+        <w:spacing w:after="80"/>
+      </w:pPr>
+    </w:p>
+    <w:p>
+      <w:pPr>
+        <w:pStyle w:val="Heading2"/>
+        <w:spacing w:after="120" w:before="360"/>
+      </w:pPr>
+      <w:r>
+        <w:rPr>
+          <w:b/>
+          <w:bCs/>
+          <w:color w:val="10233F"/>
+        </w:rPr>
+        <w:t xml:space="preserve">14. </w:t>
+      </w:r>
+      <w:r>
+        <w:rPr>
+          <w:rFonts w:ascii="Consolas" w:cs="Consolas" w:eastAsia="Consolas" w:hAnsi="Consolas"/>
+          <w:b/>
+          <w:bCs/>
+          <w:color w:val="10233F"/>
+        </w:rPr>
         <w:t xml:space="preserve">groups_grouppost</w:t>
       </w:r>
       <w:r>
@@ -11780,7 +13896,7 @@
                 <w:sz w:val="18"/>
                 <w:szCs w:val="18"/>
               </w:rPr>
-              <w:t xml:space="preserve">created_at</w:t>
+              <w:t xml:space="preserve">view_count</w:t>
             </w:r>
           </w:p>
         </w:tc>
@@ -11805,32 +13921,32 @@
                 <w:sz w:val="18"/>
                 <w:szCs w:val="18"/>
               </w:rPr>
-              <w:t xml:space="preserve">Thời điểm đăng</w:t>
-            </w:r>
-          </w:p>
-        </w:tc>
-        <w:tc>
-          <w:tcPr>
-            <w:tcW w:type="dxa" w:w="1800"/>
-            <w:shd w:fill="F5F6F8" w:val="clear"/>
-            <w:tcMar>
-              <w:top w:type="dxa" w:w="60"/>
-              <w:left w:type="dxa" w:w="100"/>
-              <w:bottom w:type="dxa" w:w="60"/>
-              <w:right w:type="dxa" w:w="100"/>
-            </w:tcMar>
-          </w:tcPr>
-          <w:p>
-            <w:r>
-              <w:rPr>
-                <w:rFonts w:ascii="Calibri" w:cs="Calibri" w:eastAsia="Calibri" w:hAnsi="Calibri"/>
-                <w:b w:val="false"/>
-                <w:bCs w:val="false"/>
-                <w:color w:val="1A1A1A"/>
-                <w:sz w:val="18"/>
-                <w:szCs w:val="18"/>
-              </w:rPr>
-              <w:t xml:space="preserve">datetime</w:t>
+              <w:t xml:space="preserve">Số lượt xem</w:t>
+            </w:r>
+          </w:p>
+        </w:tc>
+        <w:tc>
+          <w:tcPr>
+            <w:tcW w:type="dxa" w:w="1800"/>
+            <w:shd w:fill="F5F6F8" w:val="clear"/>
+            <w:tcMar>
+              <w:top w:type="dxa" w:w="60"/>
+              <w:left w:type="dxa" w:w="100"/>
+              <w:bottom w:type="dxa" w:w="60"/>
+              <w:right w:type="dxa" w:w="100"/>
+            </w:tcMar>
+          </w:tcPr>
+          <w:p>
+            <w:r>
+              <w:rPr>
+                <w:rFonts w:ascii="Calibri" w:cs="Calibri" w:eastAsia="Calibri" w:hAnsi="Calibri"/>
+                <w:b w:val="false"/>
+                <w:bCs w:val="false"/>
+                <w:color w:val="1A1A1A"/>
+                <w:sz w:val="18"/>
+                <w:szCs w:val="18"/>
+              </w:rPr>
+              <w:t xml:space="preserve">integer unsigned</w:t>
             </w:r>
           </w:p>
         </w:tc>
@@ -11855,7 +13971,7 @@
                 <w:sz w:val="18"/>
                 <w:szCs w:val="18"/>
               </w:rPr>
-              <w:t xml:space="preserve">NOT NULL</w:t>
+              <w:t xml:space="preserve">NOT NULL, CHECK &gt;= 0</w:t>
             </w:r>
           </w:p>
         </w:tc>
@@ -11881,7 +13997,7 @@
                 <w:sz w:val="18"/>
                 <w:szCs w:val="18"/>
               </w:rPr>
-              <w:t xml:space="preserve">updated_at</w:t>
+              <w:t xml:space="preserve">created_at</w:t>
             </w:r>
           </w:p>
         </w:tc>
@@ -11905,7 +14021,7 @@
                 <w:sz w:val="18"/>
                 <w:szCs w:val="18"/>
               </w:rPr>
-              <w:t xml:space="preserve">Thời điểm cập nhật gần nhất</w:t>
+              <w:t xml:space="preserve">Thời điểm đăng</w:t>
             </w:r>
           </w:p>
         </w:tc>
@@ -11980,7 +14096,7 @@
                 <w:sz w:val="18"/>
                 <w:szCs w:val="18"/>
               </w:rPr>
-              <w:t xml:space="preserve">title</w:t>
+              <w:t xml:space="preserve">updated_at</w:t>
             </w:r>
           </w:p>
         </w:tc>
@@ -12005,32 +14121,32 @@
                 <w:sz w:val="18"/>
                 <w:szCs w:val="18"/>
               </w:rPr>
-              <w:t xml:space="preserve">Tiêu đề bài đăng</w:t>
-            </w:r>
-          </w:p>
-        </w:tc>
-        <w:tc>
-          <w:tcPr>
-            <w:tcW w:type="dxa" w:w="1800"/>
-            <w:shd w:fill="F5F6F8" w:val="clear"/>
-            <w:tcMar>
-              <w:top w:type="dxa" w:w="60"/>
-              <w:left w:type="dxa" w:w="100"/>
-              <w:bottom w:type="dxa" w:w="60"/>
-              <w:right w:type="dxa" w:w="100"/>
-            </w:tcMar>
-          </w:tcPr>
-          <w:p>
-            <w:r>
-              <w:rPr>
-                <w:rFonts w:ascii="Calibri" w:cs="Calibri" w:eastAsia="Calibri" w:hAnsi="Calibri"/>
-                <w:b w:val="false"/>
-                <w:bCs w:val="false"/>
-                <w:color w:val="1A1A1A"/>
-                <w:sz w:val="18"/>
-                <w:szCs w:val="18"/>
-              </w:rPr>
-              <w:t xml:space="preserve">varchar(255)</w:t>
+              <w:t xml:space="preserve">Thời điểm cập nhật gần nhất</w:t>
+            </w:r>
+          </w:p>
+        </w:tc>
+        <w:tc>
+          <w:tcPr>
+            <w:tcW w:type="dxa" w:w="1800"/>
+            <w:shd w:fill="F5F6F8" w:val="clear"/>
+            <w:tcMar>
+              <w:top w:type="dxa" w:w="60"/>
+              <w:left w:type="dxa" w:w="100"/>
+              <w:bottom w:type="dxa" w:w="60"/>
+              <w:right w:type="dxa" w:w="100"/>
+            </w:tcMar>
+          </w:tcPr>
+          <w:p>
+            <w:r>
+              <w:rPr>
+                <w:rFonts w:ascii="Calibri" w:cs="Calibri" w:eastAsia="Calibri" w:hAnsi="Calibri"/>
+                <w:b w:val="false"/>
+                <w:bCs w:val="false"/>
+                <w:color w:val="1A1A1A"/>
+                <w:sz w:val="18"/>
+                <w:szCs w:val="18"/>
+              </w:rPr>
+              <w:t xml:space="preserve">datetime</w:t>
             </w:r>
           </w:p>
         </w:tc>
@@ -12081,7 +14197,7 @@
                 <w:sz w:val="18"/>
                 <w:szCs w:val="18"/>
               </w:rPr>
-              <w:t xml:space="preserve">author_id</w:t>
+              <w:t xml:space="preserve">title</w:t>
             </w:r>
           </w:p>
         </w:tc>
@@ -12105,31 +14221,31 @@
                 <w:sz w:val="18"/>
                 <w:szCs w:val="18"/>
               </w:rPr>
-              <w:t xml:space="preserve">Người đăng</w:t>
-            </w:r>
-          </w:p>
-        </w:tc>
-        <w:tc>
-          <w:tcPr>
-            <w:tcW w:type="dxa" w:w="1800"/>
-            <w:tcMar>
-              <w:top w:type="dxa" w:w="60"/>
-              <w:left w:type="dxa" w:w="100"/>
-              <w:bottom w:type="dxa" w:w="60"/>
-              <w:right w:type="dxa" w:w="100"/>
-            </w:tcMar>
-          </w:tcPr>
-          <w:p>
-            <w:r>
-              <w:rPr>
-                <w:rFonts w:ascii="Calibri" w:cs="Calibri" w:eastAsia="Calibri" w:hAnsi="Calibri"/>
-                <w:b w:val="false"/>
-                <w:bCs w:val="false"/>
-                <w:color w:val="1A1A1A"/>
-                <w:sz w:val="18"/>
-                <w:szCs w:val="18"/>
-              </w:rPr>
-              <w:t xml:space="preserve">bigint</w:t>
+              <w:t xml:space="preserve">Tiêu đề bài đăng</w:t>
+            </w:r>
+          </w:p>
+        </w:tc>
+        <w:tc>
+          <w:tcPr>
+            <w:tcW w:type="dxa" w:w="1800"/>
+            <w:tcMar>
+              <w:top w:type="dxa" w:w="60"/>
+              <w:left w:type="dxa" w:w="100"/>
+              <w:bottom w:type="dxa" w:w="60"/>
+              <w:right w:type="dxa" w:w="100"/>
+            </w:tcMar>
+          </w:tcPr>
+          <w:p>
+            <w:r>
+              <w:rPr>
+                <w:rFonts w:ascii="Calibri" w:cs="Calibri" w:eastAsia="Calibri" w:hAnsi="Calibri"/>
+                <w:b w:val="false"/>
+                <w:bCs w:val="false"/>
+                <w:color w:val="1A1A1A"/>
+                <w:sz w:val="18"/>
+                <w:szCs w:val="18"/>
+              </w:rPr>
+              <w:t xml:space="preserve">varchar(255)</w:t>
             </w:r>
           </w:p>
         </w:tc>
@@ -12153,7 +14269,7 @@
                 <w:sz w:val="18"/>
                 <w:szCs w:val="18"/>
               </w:rPr>
-              <w:t xml:space="preserve">NOT NULL, FK → accounts_user.id</w:t>
+              <w:t xml:space="preserve">NOT NULL</w:t>
             </w:r>
           </w:p>
         </w:tc>
@@ -12180,7 +14296,7 @@
                 <w:sz w:val="18"/>
                 <w:szCs w:val="18"/>
               </w:rPr>
-              <w:t xml:space="preserve">group_id</w:t>
+              <w:t xml:space="preserve">author_id</w:t>
             </w:r>
           </w:p>
         </w:tc>
@@ -12205,7 +14321,7 @@
                 <w:sz w:val="18"/>
                 <w:szCs w:val="18"/>
               </w:rPr>
-              <w:t xml:space="preserve">Nhóm chứa bài đăng</w:t>
+              <w:t xml:space="preserve">Người đăng</w:t>
             </w:r>
           </w:p>
         </w:tc>
@@ -12255,7 +14371,7 @@
                 <w:sz w:val="18"/>
                 <w:szCs w:val="18"/>
               </w:rPr>
-              <w:t xml:space="preserve">NOT NULL, FK → groups_group.id</w:t>
+              <w:t xml:space="preserve">NOT NULL, FK → accounts_user.id</w:t>
             </w:r>
           </w:p>
         </w:tc>
@@ -12281,7 +14397,7 @@
                 <w:sz w:val="18"/>
                 <w:szCs w:val="18"/>
               </w:rPr>
-              <w:t xml:space="preserve">body</w:t>
+              <w:t xml:space="preserve">group_id</w:t>
             </w:r>
           </w:p>
         </w:tc>
@@ -12305,31 +14421,31 @@
                 <w:sz w:val="18"/>
                 <w:szCs w:val="18"/>
               </w:rPr>
-              <w:t xml:space="preserve">Nội dung chi tiết (HTML đã qua sanitize)</w:t>
-            </w:r>
-          </w:p>
-        </w:tc>
-        <w:tc>
-          <w:tcPr>
-            <w:tcW w:type="dxa" w:w="1800"/>
-            <w:tcMar>
-              <w:top w:type="dxa" w:w="60"/>
-              <w:left w:type="dxa" w:w="100"/>
-              <w:bottom w:type="dxa" w:w="60"/>
-              <w:right w:type="dxa" w:w="100"/>
-            </w:tcMar>
-          </w:tcPr>
-          <w:p>
-            <w:r>
-              <w:rPr>
-                <w:rFonts w:ascii="Calibri" w:cs="Calibri" w:eastAsia="Calibri" w:hAnsi="Calibri"/>
-                <w:b w:val="false"/>
-                <w:bCs w:val="false"/>
-                <w:color w:val="1A1A1A"/>
-                <w:sz w:val="18"/>
-                <w:szCs w:val="18"/>
-              </w:rPr>
-              <w:t xml:space="preserve">text</w:t>
+              <w:t xml:space="preserve">Nhóm chứa bài đăng</w:t>
+            </w:r>
+          </w:p>
+        </w:tc>
+        <w:tc>
+          <w:tcPr>
+            <w:tcW w:type="dxa" w:w="1800"/>
+            <w:tcMar>
+              <w:top w:type="dxa" w:w="60"/>
+              <w:left w:type="dxa" w:w="100"/>
+              <w:bottom w:type="dxa" w:w="60"/>
+              <w:right w:type="dxa" w:w="100"/>
+            </w:tcMar>
+          </w:tcPr>
+          <w:p>
+            <w:r>
+              <w:rPr>
+                <w:rFonts w:ascii="Calibri" w:cs="Calibri" w:eastAsia="Calibri" w:hAnsi="Calibri"/>
+                <w:b w:val="false"/>
+                <w:bCs w:val="false"/>
+                <w:color w:val="1A1A1A"/>
+                <w:sz w:val="18"/>
+                <w:szCs w:val="18"/>
+              </w:rPr>
+              <w:t xml:space="preserve">bigint</w:t>
             </w:r>
           </w:p>
         </w:tc>
@@ -12353,7 +14469,7 @@
                 <w:sz w:val="18"/>
                 <w:szCs w:val="18"/>
               </w:rPr>
-              <w:t xml:space="preserve">NOT NULL</w:t>
+              <w:t xml:space="preserve">NOT NULL, FK → groups_group.id</w:t>
             </w:r>
           </w:p>
         </w:tc>
@@ -12380,6 +14496,107 @@
                 <w:sz w:val="18"/>
                 <w:szCs w:val="18"/>
               </w:rPr>
+              <w:t xml:space="preserve">body</w:t>
+            </w:r>
+          </w:p>
+        </w:tc>
+        <w:tc>
+          <w:tcPr>
+            <w:tcW w:type="dxa" w:w="4200"/>
+            <w:shd w:fill="F5F6F8" w:val="clear"/>
+            <w:tcMar>
+              <w:top w:type="dxa" w:w="60"/>
+              <w:left w:type="dxa" w:w="100"/>
+              <w:bottom w:type="dxa" w:w="60"/>
+              <w:right w:type="dxa" w:w="100"/>
+            </w:tcMar>
+          </w:tcPr>
+          <w:p>
+            <w:r>
+              <w:rPr>
+                <w:rFonts w:ascii="Calibri" w:cs="Calibri" w:eastAsia="Calibri" w:hAnsi="Calibri"/>
+                <w:b w:val="false"/>
+                <w:bCs w:val="false"/>
+                <w:color w:val="1A1A1A"/>
+                <w:sz w:val="18"/>
+                <w:szCs w:val="18"/>
+              </w:rPr>
+              <w:t xml:space="preserve">Nội dung chi tiết (HTML đã qua sanitize)</w:t>
+            </w:r>
+          </w:p>
+        </w:tc>
+        <w:tc>
+          <w:tcPr>
+            <w:tcW w:type="dxa" w:w="1800"/>
+            <w:shd w:fill="F5F6F8" w:val="clear"/>
+            <w:tcMar>
+              <w:top w:type="dxa" w:w="60"/>
+              <w:left w:type="dxa" w:w="100"/>
+              <w:bottom w:type="dxa" w:w="60"/>
+              <w:right w:type="dxa" w:w="100"/>
+            </w:tcMar>
+          </w:tcPr>
+          <w:p>
+            <w:r>
+              <w:rPr>
+                <w:rFonts w:ascii="Calibri" w:cs="Calibri" w:eastAsia="Calibri" w:hAnsi="Calibri"/>
+                <w:b w:val="false"/>
+                <w:bCs w:val="false"/>
+                <w:color w:val="1A1A1A"/>
+                <w:sz w:val="18"/>
+                <w:szCs w:val="18"/>
+              </w:rPr>
+              <w:t xml:space="preserve">text</w:t>
+            </w:r>
+          </w:p>
+        </w:tc>
+        <w:tc>
+          <w:tcPr>
+            <w:tcW w:type="dxa" w:w="2600"/>
+            <w:shd w:fill="F5F6F8" w:val="clear"/>
+            <w:tcMar>
+              <w:top w:type="dxa" w:w="60"/>
+              <w:left w:type="dxa" w:w="100"/>
+              <w:bottom w:type="dxa" w:w="60"/>
+              <w:right w:type="dxa" w:w="100"/>
+            </w:tcMar>
+          </w:tcPr>
+          <w:p>
+            <w:r>
+              <w:rPr>
+                <w:rFonts w:ascii="Calibri" w:cs="Calibri" w:eastAsia="Calibri" w:hAnsi="Calibri"/>
+                <w:b w:val="false"/>
+                <w:bCs w:val="false"/>
+                <w:color w:val="1A1A1A"/>
+                <w:sz w:val="18"/>
+                <w:szCs w:val="18"/>
+              </w:rPr>
+              <w:t xml:space="preserve">NOT NULL</w:t>
+            </w:r>
+          </w:p>
+        </w:tc>
+      </w:tr>
+      <w:tr>
+        <w:tc>
+          <w:tcPr>
+            <w:tcW w:type="dxa" w:w="1800"/>
+            <w:tcMar>
+              <w:top w:type="dxa" w:w="60"/>
+              <w:left w:type="dxa" w:w="100"/>
+              <w:bottom w:type="dxa" w:w="60"/>
+              <w:right w:type="dxa" w:w="100"/>
+            </w:tcMar>
+          </w:tcPr>
+          <w:p>
+            <w:r>
+              <w:rPr>
+                <w:rFonts w:ascii="Calibri" w:cs="Calibri" w:eastAsia="Calibri" w:hAnsi="Calibri"/>
+                <w:b w:val="false"/>
+                <w:bCs w:val="false"/>
+                <w:color w:val="1A1A1A"/>
+                <w:sz w:val="18"/>
+                <w:szCs w:val="18"/>
+              </w:rPr>
               <w:t xml:space="preserve">featured_image</w:t>
             </w:r>
           </w:p>
@@ -12387,7 +14604,6 @@
         <w:tc>
           <w:tcPr>
             <w:tcW w:type="dxa" w:w="4200"/>
-            <w:shd w:fill="F5F6F8" w:val="clear"/>
             <w:tcMar>
               <w:top w:type="dxa" w:w="60"/>
               <w:left w:type="dxa" w:w="100"/>
@@ -12412,7 +14628,6 @@
         <w:tc>
           <w:tcPr>
             <w:tcW w:type="dxa" w:w="1800"/>
-            <w:shd w:fill="F5F6F8" w:val="clear"/>
             <w:tcMar>
               <w:top w:type="dxa" w:w="60"/>
               <w:left w:type="dxa" w:w="100"/>
@@ -12437,7 +14652,6 @@
         <w:tc>
           <w:tcPr>
             <w:tcW w:type="dxa" w:w="2600"/>
-            <w:shd w:fill="F5F6F8" w:val="clear"/>
             <w:tcMar>
               <w:top w:type="dxa" w:w="60"/>
               <w:left w:type="dxa" w:w="100"/>
@@ -12477,7 +14691,7 @@
           <w:bCs/>
           <w:color w:val="10233F"/>
         </w:rPr>
-        <w:t xml:space="preserve">13. </w:t>
+        <w:t xml:space="preserve">15. </w:t>
       </w:r>
       <w:r>
         <w:rPr>
@@ -13237,7 +15451,7 @@
           <w:bCs/>
           <w:color w:val="10233F"/>
         </w:rPr>
-        <w:t xml:space="preserve">14. </w:t>
+        <w:t xml:space="preserve">16. </w:t>
       </w:r>
       <w:r>
         <w:rPr>
@@ -13575,7 +15789,7 @@
                 <w:sz w:val="18"/>
                 <w:szCs w:val="18"/>
               </w:rPr>
-              <w:t>NOT NULL, CHECK &gt;= 0, KHÔNG có FK (trỏ mềm, chỉ có nghĩa khi đi cùng content_type_id)</w:t>
+              <w:t xml:space="preserve">NOT NULL, CHECK &gt;= 0</w:t>
             </w:r>
           </w:p>
         </w:tc>
@@ -14125,7 +16339,7 @@
                 <w:sz w:val="18"/>
                 <w:szCs w:val="18"/>
               </w:rPr>
-              <w:t>Loại nội dung được bình luận (phần khóa đa hình, FK thật tới bảng django_content_type)</w:t>
+              <w:t xml:space="preserve">Loại nội dung được bình luận (phần khóa đa hình)</w:t>
             </w:r>
           </w:p>
         </w:tc>
@@ -14397,7 +16611,7 @@
           <w:bCs/>
           <w:color w:val="10233F"/>
         </w:rPr>
-        <w:t xml:space="preserve">15. </w:t>
+        <w:t xml:space="preserve">17. </w:t>
       </w:r>
       <w:r>
         <w:rPr>
@@ -14735,7 +16949,7 @@
                 <w:sz w:val="18"/>
                 <w:szCs w:val="18"/>
               </w:rPr>
-              <w:t>NOT NULL, CHECK &gt;= 0, KHÔNG có FK (trỏ mềm, chỉ có nghĩa khi đi cùng content_type_id)</w:t>
+              <w:t xml:space="preserve">NOT NULL, CHECK &gt;= 0</w:t>
             </w:r>
           </w:p>
         </w:tc>
@@ -14885,7 +17099,7 @@
                 <w:sz w:val="18"/>
                 <w:szCs w:val="18"/>
               </w:rPr>
-              <w:t>Loại nội dung được thích (phần khóa đa hình, FK thật tới bảng django_content_type)</w:t>
+              <w:t xml:space="preserve">Loại nội dung được thích (phần khóa đa hình)</w:t>
             </w:r>
           </w:p>
         </w:tc>
@@ -15055,7 +17269,7 @@
           <w:bCs/>
           <w:color w:val="10233F"/>
         </w:rPr>
-        <w:t xml:space="preserve">16. </w:t>
+        <w:t xml:space="preserve">18. </w:t>
       </w:r>
       <w:r>
         <w:rPr>
@@ -15393,7 +17607,7 @@
                 <w:sz w:val="18"/>
                 <w:szCs w:val="18"/>
               </w:rPr>
-              <w:t>NOT NULL, CHECK &gt;= 0, KHÔNG có FK (trỏ mềm, chỉ có nghĩa khi đi cùng content_type_id)</w:t>
+              <w:t xml:space="preserve">NOT NULL, CHECK &gt;= 0</w:t>
             </w:r>
           </w:p>
         </w:tc>
@@ -15543,7 +17757,7 @@
                 <w:sz w:val="18"/>
                 <w:szCs w:val="18"/>
               </w:rPr>
-              <w:t>Loại nội dung được lưu (phần khóa đa hình, FK thật tới bảng django_content_type)</w:t>
+              <w:t xml:space="preserve">Loại nội dung được lưu (phần khóa đa hình)</w:t>
             </w:r>
           </w:p>
         </w:tc>
@@ -15713,7 +17927,7 @@
           <w:bCs/>
           <w:color w:val="10233F"/>
         </w:rPr>
-        <w:t xml:space="preserve">17. </w:t>
+        <w:t xml:space="preserve">19. </w:t>
       </w:r>
       <w:r>
         <w:rPr>
@@ -16251,7 +18465,7 @@
                 <w:sz w:val="18"/>
                 <w:szCs w:val="18"/>
               </w:rPr>
-              <w:t>NULL, CHECK &gt;= 0, KHÔNG có FK (trỏ mềm, chỉ có nghĩa khi đi cùng content_type_id)</w:t>
+              <w:t xml:space="preserve">NULL, CHECK &gt;= 0</w:t>
             </w:r>
           </w:p>
         </w:tc>
@@ -16601,7 +18815,7 @@
                 <w:sz w:val="18"/>
                 <w:szCs w:val="18"/>
               </w:rPr>
-              <w:t>Loại nội dung liên quan (phần khóa đa hình, FK thật tới bảng django_content_type, có thể rỗng)</w:t>
+              <w:t xml:space="preserve">Loại nội dung liên quan (phần khóa đa hình, có thể rỗng)</w:t>
             </w:r>
           </w:p>
         </w:tc>
@@ -16771,7 +18985,7 @@
           <w:bCs/>
           <w:color w:val="10233F"/>
         </w:rPr>
-        <w:t xml:space="preserve">18. </w:t>
+        <w:t xml:space="preserve">20. </w:t>
       </w:r>
       <w:r>
         <w:rPr>
@@ -17731,7 +19945,7 @@
           <w:bCs/>
           <w:color w:val="10233F"/>
         </w:rPr>
-        <w:t xml:space="preserve">19. </w:t>
+        <w:t xml:space="preserve">21. </w:t>
       </w:r>
       <w:r>
         <w:rPr>
@@ -18389,7 +20603,7 @@
           <w:bCs/>
           <w:color w:val="10233F"/>
         </w:rPr>
-        <w:t xml:space="preserve">20. </w:t>
+        <w:t xml:space="preserve">22. </w:t>
       </w:r>
       <w:r>
         <w:rPr>
@@ -18727,7 +20941,7 @@
                 <w:sz w:val="18"/>
                 <w:szCs w:val="18"/>
               </w:rPr>
-              <w:t>NOT NULL, CHECK &gt;= 0, KHÔNG có FK (trỏ mềm, chỉ có nghĩa khi đi cùng content_type_id)</w:t>
+              <w:t xml:space="preserve">NOT NULL, CHECK &gt;= 0</w:t>
             </w:r>
           </w:p>
         </w:tc>
@@ -19277,7 +21491,7 @@
                 <w:sz w:val="18"/>
                 <w:szCs w:val="18"/>
               </w:rPr>
-              <w:t>Loại nội dung bị báo cáo (phần khóa đa hình, FK thật tới bảng django_content_type)</w:t>
+              <w:t xml:space="preserve">Loại nội dung bị báo cáo (phần khóa đa hình)</w:t>
             </w:r>
           </w:p>
         </w:tc>
@@ -19549,7 +21763,7 @@
           <w:bCs/>
           <w:color w:val="10233F"/>
         </w:rPr>
-        <w:t xml:space="preserve">21. </w:t>
+        <w:t xml:space="preserve">23. </w:t>
       </w:r>
       <w:r>
         <w:rPr>
@@ -19887,7 +22101,7 @@
                 <w:sz w:val="18"/>
                 <w:szCs w:val="18"/>
               </w:rPr>
-              <w:t>NULL, CHECK &gt;= 0, KHÔNG có FK (trỏ mềm, chỉ có nghĩa khi đi cùng content_type_id)</w:t>
+              <w:t xml:space="preserve">NULL, CHECK &gt;= 0</w:t>
             </w:r>
           </w:p>
         </w:tc>
@@ -20337,7 +22551,7 @@
                 <w:sz w:val="18"/>
                 <w:szCs w:val="18"/>
               </w:rPr>
-              <w:t>Loại nội dung liên quan (phần khóa đa hình, FK thật tới bảng django_content_type, có thể rỗng)</w:t>
+              <w:t xml:space="preserve">Loại nội dung liên quan (phần khóa đa hình, có thể rỗng)</w:t>
             </w:r>
           </w:p>
         </w:tc>
@@ -20509,7 +22723,7 @@
           <w:bCs/>
           <w:color w:val="10233F"/>
         </w:rPr>
-        <w:t xml:space="preserve">22. </w:t>
+        <w:t xml:space="preserve">24. </w:t>
       </w:r>
       <w:r>
         <w:rPr>
@@ -21567,7 +23781,7 @@
           <w:bCs/>
           <w:color w:val="10233F"/>
         </w:rPr>
-        <w:t xml:space="preserve">23. </w:t>
+        <w:t xml:space="preserve">25. </w:t>
       </w:r>
       <w:r>
         <w:rPr>
@@ -22111,486 +24325,6 @@
         </w:tc>
       </w:tr>
     </w:tbl>
-    <w:p>
-      <w:pPr>
-        <w:spacing w:after="80"/>
-      </w:pPr>
-    </w:p>
-    <w:p>
-      <w:pPr>
-        <w:pStyle w:val="Heading2"/>
-        <w:spacing w:after="120" w:before="360"/>
-      </w:pPr>
-      <w:r>
-        <w:rPr>
-          <w:b/>
-          <w:bCs/>
-          <w:color w:val="10233F"/>
-        </w:rPr>
-        <w:t xml:space="preserve">24. </w:t>
-      </w:r>
-      <w:r>
-        <w:rPr>
-          <w:rFonts w:ascii="Consolas" w:cs="Consolas" w:eastAsia="Consolas" w:hAnsi="Consolas"/>
-          <w:b/>
-          <w:bCs/>
-          <w:color w:val="10233F"/>
-        </w:rPr>
-        <w:t>django_content_type</w:t>
-      </w:r>
-      <w:r>
-        <w:rPr>
-          <w:b/>
-          <w:bCs/>
-          <w:color w:val="10233F"/>
-        </w:rPr>
-        <w:t xml:space="preserve">  —  Danh mục loại nội dung của Django (ContentType), dùng cho quan hệ đa hình</w:t>
-      </w:r>
-    </w:p>
-    <w:tbl>
-      <w:tblPr>
-        <w:tblW w:type="dxa" w:w="10400"/>
-        <w:tblBorders>
-          <w:top w:val="single" w:color="auto" w:sz="4"/>
-          <w:left w:val="single" w:color="auto" w:sz="4"/>
-          <w:bottom w:val="single" w:color="auto" w:sz="4"/>
-          <w:right w:val="single" w:color="auto" w:sz="4"/>
-          <w:insideH w:val="single" w:color="auto" w:sz="4"/>
-          <w:insideV w:val="single" w:color="auto" w:sz="4"/>
-        </w:tblBorders>
-      </w:tblPr>
-      <w:tblGrid>
-        <w:gridCol w:w="1800"/>
-        <w:gridCol w:w="4200"/>
-        <w:gridCol w:w="1800"/>
-        <w:gridCol w:w="2600"/>
-      </w:tblGrid>
-      <w:tr>
-        <w:trPr>
-          <w:tblHeader/>
-        </w:trPr>
-        <w:tc>
-          <w:tcPr>
-            <w:tcW w:type="dxa" w:w="1800"/>
-            <w:shd w:fill="10233F" w:val="clear"/>
-            <w:tcMar>
-              <w:top w:type="dxa" w:w="60"/>
-              <w:left w:type="dxa" w:w="100"/>
-              <w:bottom w:type="dxa" w:w="60"/>
-              <w:right w:type="dxa" w:w="100"/>
-            </w:tcMar>
-          </w:tcPr>
-          <w:p>
-            <w:r>
-              <w:rPr>
-                <w:rFonts w:ascii="Calibri" w:cs="Calibri" w:eastAsia="Calibri" w:hAnsi="Calibri"/>
-                <w:b/>
-                <w:bCs/>
-                <w:color w:val="FFFFFF"/>
-                <w:sz w:val="19"/>
-                <w:szCs w:val="19"/>
-              </w:rPr>
-              <w:t xml:space="preserve">Thuộc tính</w:t>
-            </w:r>
-          </w:p>
-        </w:tc>
-        <w:tc>
-          <w:tcPr>
-            <w:tcW w:type="dxa" w:w="4200"/>
-            <w:shd w:fill="10233F" w:val="clear"/>
-            <w:tcMar>
-              <w:top w:type="dxa" w:w="60"/>
-              <w:left w:type="dxa" w:w="100"/>
-              <w:bottom w:type="dxa" w:w="60"/>
-              <w:right w:type="dxa" w:w="100"/>
-            </w:tcMar>
-          </w:tcPr>
-          <w:p>
-            <w:r>
-              <w:rPr>
-                <w:rFonts w:ascii="Calibri" w:cs="Calibri" w:eastAsia="Calibri" w:hAnsi="Calibri"/>
-                <w:b/>
-                <w:bCs/>
-                <w:color w:val="FFFFFF"/>
-                <w:sz w:val="19"/>
-                <w:szCs w:val="19"/>
-              </w:rPr>
-              <w:t xml:space="preserve">Diễn giải</w:t>
-            </w:r>
-          </w:p>
-        </w:tc>
-        <w:tc>
-          <w:tcPr>
-            <w:tcW w:type="dxa" w:w="1800"/>
-            <w:shd w:fill="10233F" w:val="clear"/>
-            <w:tcMar>
-              <w:top w:type="dxa" w:w="60"/>
-              <w:left w:type="dxa" w:w="100"/>
-              <w:bottom w:type="dxa" w:w="60"/>
-              <w:right w:type="dxa" w:w="100"/>
-            </w:tcMar>
-          </w:tcPr>
-          <w:p>
-            <w:r>
-              <w:rPr>
-                <w:rFonts w:ascii="Calibri" w:cs="Calibri" w:eastAsia="Calibri" w:hAnsi="Calibri"/>
-                <w:b/>
-                <w:bCs/>
-                <w:color w:val="FFFFFF"/>
-                <w:sz w:val="19"/>
-                <w:szCs w:val="19"/>
-              </w:rPr>
-              <w:t xml:space="preserve">Kiểu dữ liệu</w:t>
-            </w:r>
-          </w:p>
-        </w:tc>
-        <w:tc>
-          <w:tcPr>
-            <w:tcW w:type="dxa" w:w="2600"/>
-            <w:shd w:fill="10233F" w:val="clear"/>
-            <w:tcMar>
-              <w:top w:type="dxa" w:w="60"/>
-              <w:left w:type="dxa" w:w="100"/>
-              <w:bottom w:type="dxa" w:w="60"/>
-              <w:right w:type="dxa" w:w="100"/>
-            </w:tcMar>
-          </w:tcPr>
-          <w:p>
-            <w:r>
-              <w:rPr>
-                <w:rFonts w:ascii="Calibri" w:cs="Calibri" w:eastAsia="Calibri" w:hAnsi="Calibri"/>
-                <w:b/>
-                <w:bCs/>
-                <w:color w:val="FFFFFF"/>
-                <w:sz w:val="19"/>
-                <w:szCs w:val="19"/>
-              </w:rPr>
-              <w:t xml:space="preserve">Ràng buộc</w:t>
-            </w:r>
-          </w:p>
-        </w:tc>
-      </w:tr>
-      <w:tr>
-        <w:tc>
-          <w:tcPr>
-            <w:tcW w:type="dxa" w:w="1800"/>
-            <w:tcMar>
-              <w:top w:type="dxa" w:w="60"/>
-              <w:left w:type="dxa" w:w="100"/>
-              <w:bottom w:type="dxa" w:w="60"/>
-              <w:right w:type="dxa" w:w="100"/>
-            </w:tcMar>
-          </w:tcPr>
-          <w:p>
-            <w:r>
-              <w:rPr>
-                <w:rFonts w:ascii="Calibri" w:cs="Calibri" w:eastAsia="Calibri" w:hAnsi="Calibri"/>
-                <w:b w:val="false"/>
-                <w:bCs w:val="false"/>
-                <w:color w:val="1A1A1A"/>
-                <w:sz w:val="18"/>
-                <w:szCs w:val="18"/>
-              </w:rPr>
-              <w:t>id</w:t>
-            </w:r>
-          </w:p>
-        </w:tc>
-        <w:tc>
-          <w:tcPr>
-            <w:tcW w:type="dxa" w:w="4200"/>
-            <w:tcMar>
-              <w:top w:type="dxa" w:w="60"/>
-              <w:left w:type="dxa" w:w="100"/>
-              <w:bottom w:type="dxa" w:w="60"/>
-              <w:right w:type="dxa" w:w="100"/>
-            </w:tcMar>
-          </w:tcPr>
-          <w:p>
-            <w:r>
-              <w:rPr>
-                <w:rFonts w:ascii="Calibri" w:cs="Calibri" w:eastAsia="Calibri" w:hAnsi="Calibri"/>
-                <w:b w:val="false"/>
-                <w:bCs w:val="false"/>
-                <w:color w:val="1A1A1A"/>
-                <w:sz w:val="18"/>
-                <w:szCs w:val="18"/>
-              </w:rPr>
-              <w:t>Mã định danh loại nội dung</w:t>
-            </w:r>
-          </w:p>
-        </w:tc>
-        <w:tc>
-          <w:tcPr>
-            <w:tcW w:type="dxa" w:w="1800"/>
-            <w:tcMar>
-              <w:top w:type="dxa" w:w="60"/>
-              <w:left w:type="dxa" w:w="100"/>
-              <w:bottom w:type="dxa" w:w="60"/>
-              <w:right w:type="dxa" w:w="100"/>
-            </w:tcMar>
-          </w:tcPr>
-          <w:p>
-            <w:r>
-              <w:rPr>
-                <w:rFonts w:ascii="Calibri" w:cs="Calibri" w:eastAsia="Calibri" w:hAnsi="Calibri"/>
-                <w:b w:val="false"/>
-                <w:bCs w:val="false"/>
-                <w:color w:val="1A1A1A"/>
-                <w:sz w:val="18"/>
-                <w:szCs w:val="18"/>
-              </w:rPr>
-              <w:t>integer</w:t>
-            </w:r>
-          </w:p>
-        </w:tc>
-        <w:tc>
-          <w:tcPr>
-            <w:tcW w:type="dxa" w:w="2600"/>
-            <w:tcMar>
-              <w:top w:type="dxa" w:w="60"/>
-              <w:left w:type="dxa" w:w="100"/>
-              <w:bottom w:type="dxa" w:w="60"/>
-              <w:right w:type="dxa" w:w="100"/>
-            </w:tcMar>
-          </w:tcPr>
-          <w:p>
-            <w:r>
-              <w:rPr>
-                <w:rFonts w:ascii="Calibri" w:cs="Calibri" w:eastAsia="Calibri" w:hAnsi="Calibri"/>
-                <w:b w:val="false"/>
-                <w:bCs w:val="false"/>
-                <w:color w:val="1A1A1A"/>
-                <w:sz w:val="18"/>
-                <w:szCs w:val="18"/>
-              </w:rPr>
-              <w:t>PK, tự tăng</w:t>
-            </w:r>
-          </w:p>
-        </w:tc>
-      </w:tr>
-      <w:tr>
-        <w:tc>
-          <w:tcPr>
-            <w:tcW w:type="dxa" w:w="1800"/>
-            <w:shd w:fill="F5F6F8" w:val="clear"/>
-            <w:tcMar>
-              <w:top w:type="dxa" w:w="60"/>
-              <w:left w:type="dxa" w:w="100"/>
-              <w:bottom w:type="dxa" w:w="60"/>
-              <w:right w:type="dxa" w:w="100"/>
-            </w:tcMar>
-          </w:tcPr>
-          <w:p>
-            <w:r>
-              <w:rPr>
-                <w:rFonts w:ascii="Calibri" w:cs="Calibri" w:eastAsia="Calibri" w:hAnsi="Calibri"/>
-                <w:b w:val="false"/>
-                <w:bCs w:val="false"/>
-                <w:color w:val="1A1A1A"/>
-                <w:sz w:val="18"/>
-                <w:szCs w:val="18"/>
-              </w:rPr>
-              <w:t>app_label</w:t>
-            </w:r>
-          </w:p>
-        </w:tc>
-        <w:tc>
-          <w:tcPr>
-            <w:tcW w:type="dxa" w:w="4200"/>
-            <w:shd w:fill="F5F6F8" w:val="clear"/>
-            <w:tcMar>
-              <w:top w:type="dxa" w:w="60"/>
-              <w:left w:type="dxa" w:w="100"/>
-              <w:bottom w:type="dxa" w:w="60"/>
-              <w:right w:type="dxa" w:w="100"/>
-            </w:tcMar>
-          </w:tcPr>
-          <w:p>
-            <w:r>
-              <w:rPr>
-                <w:rFonts w:ascii="Calibri" w:cs="Calibri" w:eastAsia="Calibri" w:hAnsi="Calibri"/>
-                <w:b w:val="false"/>
-                <w:bCs w:val="false"/>
-                <w:color w:val="1A1A1A"/>
-                <w:sz w:val="18"/>
-                <w:szCs w:val="18"/>
-              </w:rPr>
-              <w:t>Tên app Django chứa model (vd: forum, announcements, groups, interactions)</w:t>
-            </w:r>
-          </w:p>
-        </w:tc>
-        <w:tc>
-          <w:tcPr>
-            <w:tcW w:type="dxa" w:w="1800"/>
-            <w:shd w:fill="F5F6F8" w:val="clear"/>
-            <w:tcMar>
-              <w:top w:type="dxa" w:w="60"/>
-              <w:left w:type="dxa" w:w="100"/>
-              <w:bottom w:type="dxa" w:w="60"/>
-              <w:right w:type="dxa" w:w="100"/>
-            </w:tcMar>
-          </w:tcPr>
-          <w:p>
-            <w:r>
-              <w:rPr>
-                <w:rFonts w:ascii="Calibri" w:cs="Calibri" w:eastAsia="Calibri" w:hAnsi="Calibri"/>
-                <w:b w:val="false"/>
-                <w:bCs w:val="false"/>
-                <w:color w:val="1A1A1A"/>
-                <w:sz w:val="18"/>
-                <w:szCs w:val="18"/>
-              </w:rPr>
-              <w:t>varchar(100)</w:t>
-            </w:r>
-          </w:p>
-        </w:tc>
-        <w:tc>
-          <w:tcPr>
-            <w:tcW w:type="dxa" w:w="2600"/>
-            <w:shd w:fill="F5F6F8" w:val="clear"/>
-            <w:tcMar>
-              <w:top w:type="dxa" w:w="60"/>
-              <w:left w:type="dxa" w:w="100"/>
-              <w:bottom w:type="dxa" w:w="60"/>
-              <w:right w:type="dxa" w:w="100"/>
-            </w:tcMar>
-          </w:tcPr>
-          <w:p>
-            <w:r>
-              <w:rPr>
-                <w:rFonts w:ascii="Calibri" w:cs="Calibri" w:eastAsia="Calibri" w:hAnsi="Calibri"/>
-                <w:b w:val="false"/>
-                <w:bCs w:val="false"/>
-                <w:color w:val="1A1A1A"/>
-                <w:sz w:val="18"/>
-                <w:szCs w:val="18"/>
-              </w:rPr>
-              <w:t>NOT NULL, UNIQUE cùng với model</w:t>
-            </w:r>
-          </w:p>
-        </w:tc>
-      </w:tr>
-      <w:tr>
-        <w:tc>
-          <w:tcPr>
-            <w:tcW w:type="dxa" w:w="1800"/>
-            <w:tcMar>
-              <w:top w:type="dxa" w:w="60"/>
-              <w:left w:type="dxa" w:w="100"/>
-              <w:bottom w:type="dxa" w:w="60"/>
-              <w:right w:type="dxa" w:w="100"/>
-            </w:tcMar>
-          </w:tcPr>
-          <w:p>
-            <w:r>
-              <w:rPr>
-                <w:rFonts w:ascii="Calibri" w:cs="Calibri" w:eastAsia="Calibri" w:hAnsi="Calibri"/>
-                <w:b w:val="false"/>
-                <w:bCs w:val="false"/>
-                <w:color w:val="1A1A1A"/>
-                <w:sz w:val="18"/>
-                <w:szCs w:val="18"/>
-              </w:rPr>
-              <w:t>model</w:t>
-            </w:r>
-          </w:p>
-        </w:tc>
-        <w:tc>
-          <w:tcPr>
-            <w:tcW w:type="dxa" w:w="4200"/>
-            <w:tcMar>
-              <w:top w:type="dxa" w:w="60"/>
-              <w:left w:type="dxa" w:w="100"/>
-              <w:bottom w:type="dxa" w:w="60"/>
-              <w:right w:type="dxa" w:w="100"/>
-            </w:tcMar>
-          </w:tcPr>
-          <w:p>
-            <w:r>
-              <w:rPr>
-                <w:rFonts w:ascii="Calibri" w:cs="Calibri" w:eastAsia="Calibri" w:hAnsi="Calibri"/>
-                <w:b w:val="false"/>
-                <w:bCs w:val="false"/>
-                <w:color w:val="1A1A1A"/>
-                <w:sz w:val="18"/>
-                <w:szCs w:val="18"/>
-              </w:rPr>
-              <w:t>Tên model viết thường (vd: forumpost, announcement, grouppost, comment)</w:t>
-            </w:r>
-          </w:p>
-        </w:tc>
-        <w:tc>
-          <w:tcPr>
-            <w:tcW w:type="dxa" w:w="1800"/>
-            <w:tcMar>
-              <w:top w:type="dxa" w:w="60"/>
-              <w:left w:type="dxa" w:w="100"/>
-              <w:bottom w:type="dxa" w:w="60"/>
-              <w:right w:type="dxa" w:w="100"/>
-            </w:tcMar>
-          </w:tcPr>
-          <w:p>
-            <w:r>
-              <w:rPr>
-                <w:rFonts w:ascii="Calibri" w:cs="Calibri" w:eastAsia="Calibri" w:hAnsi="Calibri"/>
-                <w:b w:val="false"/>
-                <w:bCs w:val="false"/>
-                <w:color w:val="1A1A1A"/>
-                <w:sz w:val="18"/>
-                <w:szCs w:val="18"/>
-              </w:rPr>
-              <w:t>varchar(100)</w:t>
-            </w:r>
-          </w:p>
-        </w:tc>
-        <w:tc>
-          <w:tcPr>
-            <w:tcW w:type="dxa" w:w="2600"/>
-            <w:tcMar>
-              <w:top w:type="dxa" w:w="60"/>
-              <w:left w:type="dxa" w:w="100"/>
-              <w:bottom w:type="dxa" w:w="60"/>
-              <w:right w:type="dxa" w:w="100"/>
-            </w:tcMar>
-          </w:tcPr>
-          <w:p>
-            <w:r>
-              <w:rPr>
-                <w:rFonts w:ascii="Calibri" w:cs="Calibri" w:eastAsia="Calibri" w:hAnsi="Calibri"/>
-                <w:b w:val="false"/>
-                <w:bCs w:val="false"/>
-                <w:color w:val="1A1A1A"/>
-                <w:sz w:val="18"/>
-                <w:szCs w:val="18"/>
-              </w:rPr>
-              <w:t>NOT NULL, UNIQUE cùng với app_label</w:t>
-            </w:r>
-          </w:p>
-        </w:tc>
-      </w:tr>
-    </w:tbl>
-    <w:p>
-      <w:pPr>
-        <w:spacing w:after="120"/>
-      </w:pPr>
-      <w:r>
-        <w:rPr>
-          <w:b/>
-          <w:bCs/>
-          <w:sz w:val="20"/>
-          <w:szCs w:val="20"/>
-        </w:rPr>
-        <w:t xml:space="preserve">Ghi chú về quan hệ đa hình: </w:t>
-      </w:r>
-      <w:r>
-        <w:rPr>
-          <w:color w:val="444444"/>
-          <w:sz w:val="20"/>
-          <w:szCs w:val="20"/>
-        </w:rPr>
-        <w:t>các bảng interactions_comment, interactions_like, interactions_saveditem, moderation_report, notifications_notification và moderation_moderationlog trỏ tới nội dung bằng cặp (content_type_id, object_id). content_type_id là khóa ngoại thật tới django_content_type.id; object_id chỉ là số nguyên, KHÔNG có ràng buộc khóa ngoại ở mức CSDL nên CSDL không tự bảo đảm bản ghi đích tồn tại. Việc object_id trỏ tới Announcement, ForumPost, GroupPost hay Comment là quy ước ở tầng ứng dụng (Django GenericForeignKey), không phải quan hệ khóa ngoại trong CSDL.</w:t>
-      </w:r>
-    </w:p>
     <w:p>
       <w:pPr>
         <w:spacing w:after="80"/>
